--- a/lessons/2-10/readiness/practice.docx
+++ b/lessons/2-10/readiness/practice.docx
@@ -86,7 +86,1397 @@
     </w:p>
     <w:p>
       <w:pPr>
-        <w:spacing w:after="120" w:before="0"/>
+        <w:spacing w:after="60" w:before="120"/>
+      </w:pPr>
+      <w:r>
+        <w:rPr>
+          <w:b/>
+          <w:bCs/>
+          <w:color w:val="0F2B3C"/>
+          <w:sz w:val="24"/>
+          <w:szCs w:val="24"/>
+        </w:rPr>
+        <w:t xml:space="preserve">Vocabulary Anchor Box</w:t>
+      </w:r>
+    </w:p>
+    <w:tbl>
+      <w:tblPr>
+        <w:tblW w:type="dxa" w:w="9360"/>
+        <w:tblBorders>
+          <w:top w:val="single" w:color="C7D2DD" w:sz="6"/>
+          <w:left w:val="single" w:color="C7D2DD" w:sz="6"/>
+          <w:bottom w:val="single" w:color="C7D2DD" w:sz="6"/>
+          <w:right w:val="single" w:color="C7D2DD" w:sz="6"/>
+          <w:insideH w:val="single" w:color="C7D2DD" w:sz="6"/>
+          <w:insideV w:val="single" w:color="C7D2DD" w:sz="6"/>
+        </w:tblBorders>
+      </w:tblPr>
+      <w:tblGrid>
+        <w:gridCol w:w="1800"/>
+        <w:gridCol w:w="3160"/>
+        <w:gridCol w:w="2200"/>
+        <w:gridCol w:w="2200"/>
+      </w:tblGrid>
+      <w:tr>
+        <w:trPr>
+          <w:cantSplit/>
+          <w:tblHeader/>
+        </w:trPr>
+        <w:tc>
+          <w:tcPr>
+            <w:tcW w:type="dxa" w:w="1800"/>
+            <w:shd w:fill="EEF4F8" w:color="auto" w:val="clear"/>
+            <w:tcMar>
+              <w:top w:type="dxa" w:w="60"/>
+              <w:left w:type="dxa" w:w="100"/>
+              <w:bottom w:type="dxa" w:w="60"/>
+              <w:right w:type="dxa" w:w="100"/>
+            </w:tcMar>
+          </w:tcPr>
+          <w:p>
+            <w:pPr>
+              <w:spacing w:after="0" w:before="0"/>
+            </w:pPr>
+            <w:r>
+              <w:rPr>
+                <w:b/>
+                <w:bCs/>
+                <w:color w:val="0F2B3C"/>
+                <w:sz w:val="18"/>
+                <w:szCs w:val="18"/>
+              </w:rPr>
+              <w:t xml:space="preserve">Concept Term</w:t>
+            </w:r>
+          </w:p>
+        </w:tc>
+        <w:tc>
+          <w:tcPr>
+            <w:tcW w:type="dxa" w:w="3160"/>
+            <w:shd w:fill="EEF4F8" w:color="auto" w:val="clear"/>
+            <w:tcMar>
+              <w:top w:type="dxa" w:w="60"/>
+              <w:left w:type="dxa" w:w="100"/>
+              <w:bottom w:type="dxa" w:w="60"/>
+              <w:right w:type="dxa" w:w="100"/>
+            </w:tcMar>
+          </w:tcPr>
+          <w:p>
+            <w:pPr>
+              <w:spacing w:after="0" w:before="0"/>
+            </w:pPr>
+            <w:r>
+              <w:rPr>
+                <w:b/>
+                <w:bCs/>
+                <w:color w:val="0F2B3C"/>
+                <w:sz w:val="18"/>
+                <w:szCs w:val="18"/>
+              </w:rPr>
+              <w:t xml:space="preserve">Student-Friendly Definition</w:t>
+            </w:r>
+          </w:p>
+        </w:tc>
+        <w:tc>
+          <w:tcPr>
+            <w:tcW w:type="dxa" w:w="2200"/>
+            <w:shd w:fill="EEF4F8" w:color="auto" w:val="clear"/>
+            <w:tcMar>
+              <w:top w:type="dxa" w:w="60"/>
+              <w:left w:type="dxa" w:w="100"/>
+              <w:bottom w:type="dxa" w:w="60"/>
+              <w:right w:type="dxa" w:w="100"/>
+            </w:tcMar>
+          </w:tcPr>
+          <w:p>
+            <w:pPr>
+              <w:spacing w:after="0" w:before="0"/>
+            </w:pPr>
+            <w:r>
+              <w:rPr>
+                <w:b/>
+                <w:bCs/>
+                <w:color w:val="0F2B3C"/>
+                <w:sz w:val="18"/>
+                <w:szCs w:val="18"/>
+              </w:rPr>
+              <w:t xml:space="preserve">Non-Example</w:t>
+            </w:r>
+          </w:p>
+        </w:tc>
+        <w:tc>
+          <w:tcPr>
+            <w:tcW w:type="dxa" w:w="2200"/>
+            <w:shd w:fill="EEF4F8" w:color="auto" w:val="clear"/>
+            <w:tcMar>
+              <w:top w:type="dxa" w:w="60"/>
+              <w:left w:type="dxa" w:w="100"/>
+              <w:bottom w:type="dxa" w:w="60"/>
+              <w:right w:type="dxa" w:w="100"/>
+            </w:tcMar>
+          </w:tcPr>
+          <w:p>
+            <w:pPr>
+              <w:spacing w:after="0" w:before="0"/>
+            </w:pPr>
+            <w:r>
+              <w:rPr>
+                <w:b/>
+                <w:bCs/>
+                <w:color w:val="0F2B3C"/>
+                <w:sz w:val="18"/>
+                <w:szCs w:val="18"/>
+              </w:rPr>
+              <w:t xml:space="preserve">Visual Clue</w:t>
+            </w:r>
+          </w:p>
+        </w:tc>
+      </w:tr>
+      <w:tr>
+        <w:trPr>
+          <w:cantSplit/>
+        </w:trPr>
+        <w:tc>
+          <w:tcPr>
+            <w:tcW w:type="dxa" w:w="1800"/>
+            <w:tcMar>
+              <w:top w:type="dxa" w:w="60"/>
+              <w:left w:type="dxa" w:w="100"/>
+              <w:bottom w:type="dxa" w:w="60"/>
+              <w:right w:type="dxa" w:w="100"/>
+            </w:tcMar>
+            <w:vAlign w:val="top"/>
+          </w:tcPr>
+          <w:p>
+            <w:pPr>
+              <w:spacing w:after="20" w:before="0"/>
+            </w:pPr>
+            <w:r>
+              <w:rPr>
+                <w:b/>
+                <w:bCs/>
+                <w:color w:val="0F2B3C"/>
+                <w:sz w:val="20"/>
+                <w:szCs w:val="20"/>
+              </w:rPr>
+              <w:t xml:space="preserve">Appropriate Measures of Center</w:t>
+            </w:r>
+          </w:p>
+          <w:p>
+            <w:pPr>
+              <w:spacing w:after="0" w:before="0"/>
+            </w:pPr>
+            <w:r>
+              <w:rPr>
+                <w:i/>
+                <w:iCs/>
+                <w:color w:val="5E6E7E"/>
+                <w:sz w:val="18"/>
+                <w:szCs w:val="18"/>
+              </w:rPr>
+              <w:t xml:space="preserve">Medidas de centro apropiadas</w:t>
+            </w:r>
+          </w:p>
+        </w:tc>
+        <w:tc>
+          <w:tcPr>
+            <w:tcW w:type="dxa" w:w="3160"/>
+            <w:tcMar>
+              <w:top w:type="dxa" w:w="60"/>
+              <w:left w:type="dxa" w:w="100"/>
+              <w:bottom w:type="dxa" w:w="60"/>
+              <w:right w:type="dxa" w:w="100"/>
+            </w:tcMar>
+            <w:vAlign w:val="top"/>
+          </w:tcPr>
+          <w:p>
+            <w:pPr>
+              <w:spacing w:after="0" w:before="0"/>
+            </w:pPr>
+            <w:r>
+              <w:rPr>
+                <w:sz w:val="19"/>
+                <w:szCs w:val="19"/>
+              </w:rPr>
+              <w:t xml:space="preserve">A mean, median, or mode chosen because it describes a data set fairly.</w:t>
+            </w:r>
+          </w:p>
+        </w:tc>
+        <w:tc>
+          <w:tcPr>
+            <w:tcW w:type="dxa" w:w="2200"/>
+            <w:tcMar>
+              <w:top w:type="dxa" w:w="60"/>
+              <w:left w:type="dxa" w:w="100"/>
+              <w:bottom w:type="dxa" w:w="60"/>
+              <w:right w:type="dxa" w:w="100"/>
+            </w:tcMar>
+            <w:vAlign w:val="top"/>
+          </w:tcPr>
+          <w:p>
+            <w:pPr>
+              <w:spacing w:after="30" w:before="0"/>
+            </w:pPr>
+            <w:r>
+              <w:rPr>
+                <w:i/>
+                <w:iCs/>
+                <w:color w:val="5E6E7E"/>
+                <w:sz w:val="18"/>
+                <w:szCs w:val="18"/>
+              </w:rPr>
+              <w:t xml:space="preserve">Not Appropriate Measures of Center: write a counter-example that does not fit the rule.</w:t>
+            </w:r>
+          </w:p>
+          <w:p>
+            <w:pPr>
+              <w:spacing w:after="50" w:before="0"/>
+            </w:pPr>
+            <w:r>
+              <w:rPr>
+                <w:color w:val="BBBBBB"/>
+                <w:sz w:val="18"/>
+                <w:szCs w:val="18"/>
+              </w:rPr>
+              <w:t xml:space="preserve">____________________________</w:t>
+            </w:r>
+          </w:p>
+        </w:tc>
+        <w:tc>
+          <w:tcPr>
+            <w:tcW w:type="dxa" w:w="2200"/>
+            <w:tcMar>
+              <w:top w:type="dxa" w:w="60"/>
+              <w:left w:type="dxa" w:w="100"/>
+              <w:bottom w:type="dxa" w:w="60"/>
+              <w:right w:type="dxa" w:w="100"/>
+            </w:tcMar>
+            <w:vAlign w:val="top"/>
+          </w:tcPr>
+          <w:p>
+            <w:pPr>
+              <w:spacing w:after="0" w:before="0"/>
+            </w:pPr>
+            <w:r>
+              <w:rPr>
+                <w:i/>
+                <w:iCs/>
+                <w:color w:val="5E6E7E"/>
+                <w:sz w:val="18"/>
+                <w:szCs w:val="18"/>
+              </w:rPr>
+              <w:t xml:space="preserve">Use the median when an outlier would pull the mean too far.</w:t>
+            </w:r>
+          </w:p>
+        </w:tc>
+      </w:tr>
+      <w:tr>
+        <w:trPr>
+          <w:cantSplit/>
+        </w:trPr>
+        <w:tc>
+          <w:tcPr>
+            <w:tcW w:type="dxa" w:w="1800"/>
+            <w:tcMar>
+              <w:top w:type="dxa" w:w="60"/>
+              <w:left w:type="dxa" w:w="100"/>
+              <w:bottom w:type="dxa" w:w="60"/>
+              <w:right w:type="dxa" w:w="100"/>
+            </w:tcMar>
+            <w:vAlign w:val="top"/>
+          </w:tcPr>
+          <w:p>
+            <w:pPr>
+              <w:spacing w:after="20" w:before="0"/>
+            </w:pPr>
+            <w:r>
+              <w:rPr>
+                <w:b/>
+                <w:bCs/>
+                <w:color w:val="0F2B3C"/>
+                <w:sz w:val="20"/>
+                <w:szCs w:val="20"/>
+              </w:rPr>
+              <w:t xml:space="preserve">Mean</w:t>
+            </w:r>
+          </w:p>
+          <w:p>
+            <w:pPr>
+              <w:spacing w:after="0" w:before="0"/>
+            </w:pPr>
+            <w:r>
+              <w:rPr>
+                <w:i/>
+                <w:iCs/>
+                <w:color w:val="5E6E7E"/>
+                <w:sz w:val="18"/>
+                <w:szCs w:val="18"/>
+              </w:rPr>
+              <w:t xml:space="preserve">Media</w:t>
+            </w:r>
+          </w:p>
+        </w:tc>
+        <w:tc>
+          <w:tcPr>
+            <w:tcW w:type="dxa" w:w="3160"/>
+            <w:tcMar>
+              <w:top w:type="dxa" w:w="60"/>
+              <w:left w:type="dxa" w:w="100"/>
+              <w:bottom w:type="dxa" w:w="60"/>
+              <w:right w:type="dxa" w:w="100"/>
+            </w:tcMar>
+            <w:vAlign w:val="top"/>
+          </w:tcPr>
+          <w:p>
+            <w:pPr>
+              <w:spacing w:after="0" w:before="0"/>
+            </w:pPr>
+            <w:r>
+              <w:rPr>
+                <w:sz w:val="19"/>
+                <w:szCs w:val="19"/>
+              </w:rPr>
+              <w:t xml:space="preserve">The average. Add all the numbers, then divide by how many there are.</w:t>
+            </w:r>
+          </w:p>
+        </w:tc>
+        <w:tc>
+          <w:tcPr>
+            <w:tcW w:type="dxa" w:w="2200"/>
+            <w:tcMar>
+              <w:top w:type="dxa" w:w="60"/>
+              <w:left w:type="dxa" w:w="100"/>
+              <w:bottom w:type="dxa" w:w="60"/>
+              <w:right w:type="dxa" w:w="100"/>
+            </w:tcMar>
+            <w:vAlign w:val="top"/>
+          </w:tcPr>
+          <w:p>
+            <w:pPr>
+              <w:spacing w:after="30" w:before="0"/>
+            </w:pPr>
+            <w:r>
+              <w:rPr>
+                <w:i/>
+                <w:iCs/>
+                <w:color w:val="5E6E7E"/>
+                <w:sz w:val="18"/>
+                <w:szCs w:val="18"/>
+              </w:rPr>
+              <w:t xml:space="preserve">Not Mean: write a counter-example that does not fit the rule.</w:t>
+            </w:r>
+          </w:p>
+          <w:p>
+            <w:pPr>
+              <w:spacing w:after="50" w:before="0"/>
+            </w:pPr>
+            <w:r>
+              <w:rPr>
+                <w:color w:val="BBBBBB"/>
+                <w:sz w:val="18"/>
+                <w:szCs w:val="18"/>
+              </w:rPr>
+              <w:t xml:space="preserve">____________________________</w:t>
+            </w:r>
+          </w:p>
+        </w:tc>
+        <w:tc>
+          <w:tcPr>
+            <w:tcW w:type="dxa" w:w="2200"/>
+            <w:tcMar>
+              <w:top w:type="dxa" w:w="60"/>
+              <w:left w:type="dxa" w:w="100"/>
+              <w:bottom w:type="dxa" w:w="60"/>
+              <w:right w:type="dxa" w:w="100"/>
+            </w:tcMar>
+            <w:vAlign w:val="top"/>
+          </w:tcPr>
+          <w:p>
+            <w:pPr>
+              <w:spacing w:after="0" w:before="0"/>
+            </w:pPr>
+            <w:r>
+              <w:rPr>
+                <w:i/>
+                <w:iCs/>
+                <w:color w:val="5E6E7E"/>
+                <w:sz w:val="18"/>
+                <w:szCs w:val="18"/>
+              </w:rPr>
+              <w:t xml:space="preserve">Mean of 10, 20, 30 = (10+20+30) ÷ 3 = 20</w:t>
+            </w:r>
+          </w:p>
+        </w:tc>
+      </w:tr>
+      <w:tr>
+        <w:trPr>
+          <w:cantSplit/>
+        </w:trPr>
+        <w:tc>
+          <w:tcPr>
+            <w:tcW w:type="dxa" w:w="1800"/>
+            <w:tcMar>
+              <w:top w:type="dxa" w:w="60"/>
+              <w:left w:type="dxa" w:w="100"/>
+              <w:bottom w:type="dxa" w:w="60"/>
+              <w:right w:type="dxa" w:w="100"/>
+            </w:tcMar>
+            <w:vAlign w:val="top"/>
+          </w:tcPr>
+          <w:p>
+            <w:pPr>
+              <w:spacing w:after="20" w:before="0"/>
+            </w:pPr>
+            <w:r>
+              <w:rPr>
+                <w:b/>
+                <w:bCs/>
+                <w:color w:val="0F2B3C"/>
+                <w:sz w:val="20"/>
+                <w:szCs w:val="20"/>
+              </w:rPr>
+              <w:t xml:space="preserve">Median</w:t>
+            </w:r>
+          </w:p>
+          <w:p>
+            <w:pPr>
+              <w:spacing w:after="0" w:before="0"/>
+            </w:pPr>
+            <w:r>
+              <w:rPr>
+                <w:i/>
+                <w:iCs/>
+                <w:color w:val="5E6E7E"/>
+                <w:sz w:val="18"/>
+                <w:szCs w:val="18"/>
+              </w:rPr>
+              <w:t xml:space="preserve">Mediana</w:t>
+            </w:r>
+          </w:p>
+        </w:tc>
+        <w:tc>
+          <w:tcPr>
+            <w:tcW w:type="dxa" w:w="3160"/>
+            <w:tcMar>
+              <w:top w:type="dxa" w:w="60"/>
+              <w:left w:type="dxa" w:w="100"/>
+              <w:bottom w:type="dxa" w:w="60"/>
+              <w:right w:type="dxa" w:w="100"/>
+            </w:tcMar>
+            <w:vAlign w:val="top"/>
+          </w:tcPr>
+          <w:p>
+            <w:pPr>
+              <w:spacing w:after="0" w:before="0"/>
+            </w:pPr>
+            <w:r>
+              <w:rPr>
+                <w:sz w:val="19"/>
+                <w:szCs w:val="19"/>
+              </w:rPr>
+              <w:t xml:space="preserve">The middle number when you put them in order.</w:t>
+            </w:r>
+          </w:p>
+        </w:tc>
+        <w:tc>
+          <w:tcPr>
+            <w:tcW w:type="dxa" w:w="2200"/>
+            <w:tcMar>
+              <w:top w:type="dxa" w:w="60"/>
+              <w:left w:type="dxa" w:w="100"/>
+              <w:bottom w:type="dxa" w:w="60"/>
+              <w:right w:type="dxa" w:w="100"/>
+            </w:tcMar>
+            <w:vAlign w:val="top"/>
+          </w:tcPr>
+          <w:p>
+            <w:pPr>
+              <w:spacing w:after="30" w:before="0"/>
+            </w:pPr>
+            <w:r>
+              <w:rPr>
+                <w:i/>
+                <w:iCs/>
+                <w:color w:val="5E6E7E"/>
+                <w:sz w:val="18"/>
+                <w:szCs w:val="18"/>
+              </w:rPr>
+              <w:t xml:space="preserve">Not Median: write a counter-example that does not fit the rule.</w:t>
+            </w:r>
+          </w:p>
+          <w:p>
+            <w:pPr>
+              <w:spacing w:after="50" w:before="0"/>
+            </w:pPr>
+            <w:r>
+              <w:rPr>
+                <w:color w:val="BBBBBB"/>
+                <w:sz w:val="18"/>
+                <w:szCs w:val="18"/>
+              </w:rPr>
+              <w:t xml:space="preserve">____________________________</w:t>
+            </w:r>
+          </w:p>
+        </w:tc>
+        <w:tc>
+          <w:tcPr>
+            <w:tcW w:type="dxa" w:w="2200"/>
+            <w:tcMar>
+              <w:top w:type="dxa" w:w="60"/>
+              <w:left w:type="dxa" w:w="100"/>
+              <w:bottom w:type="dxa" w:w="60"/>
+              <w:right w:type="dxa" w:w="100"/>
+            </w:tcMar>
+            <w:vAlign w:val="top"/>
+          </w:tcPr>
+          <w:p>
+            <w:pPr>
+              <w:spacing w:after="0" w:before="0"/>
+            </w:pPr>
+            <w:r>
+              <w:rPr>
+                <w:i/>
+                <w:iCs/>
+                <w:color w:val="5E6E7E"/>
+                <w:sz w:val="18"/>
+                <w:szCs w:val="18"/>
+              </w:rPr>
+              <w:t xml:space="preserve">Data: 5, 8, 12, 15, 20 → median is 12 (the 3rd of 5 values)</w:t>
+            </w:r>
+          </w:p>
+        </w:tc>
+      </w:tr>
+      <w:tr>
+        <w:trPr>
+          <w:cantSplit/>
+        </w:trPr>
+        <w:tc>
+          <w:tcPr>
+            <w:tcW w:type="dxa" w:w="1800"/>
+            <w:tcMar>
+              <w:top w:type="dxa" w:w="60"/>
+              <w:left w:type="dxa" w:w="100"/>
+              <w:bottom w:type="dxa" w:w="60"/>
+              <w:right w:type="dxa" w:w="100"/>
+            </w:tcMar>
+            <w:vAlign w:val="top"/>
+          </w:tcPr>
+          <w:p>
+            <w:pPr>
+              <w:spacing w:after="20" w:before="0"/>
+            </w:pPr>
+            <w:r>
+              <w:rPr>
+                <w:b/>
+                <w:bCs/>
+                <w:color w:val="0F2B3C"/>
+                <w:sz w:val="20"/>
+                <w:szCs w:val="20"/>
+              </w:rPr>
+              <w:t xml:space="preserve">Outlier</w:t>
+            </w:r>
+          </w:p>
+          <w:p>
+            <w:pPr>
+              <w:spacing w:after="0" w:before="0"/>
+            </w:pPr>
+            <w:r>
+              <w:rPr>
+                <w:i/>
+                <w:iCs/>
+                <w:color w:val="5E6E7E"/>
+                <w:sz w:val="18"/>
+                <w:szCs w:val="18"/>
+              </w:rPr>
+              <w:t xml:space="preserve">Valor atípico</w:t>
+            </w:r>
+          </w:p>
+        </w:tc>
+        <w:tc>
+          <w:tcPr>
+            <w:tcW w:type="dxa" w:w="3160"/>
+            <w:tcMar>
+              <w:top w:type="dxa" w:w="60"/>
+              <w:left w:type="dxa" w:w="100"/>
+              <w:bottom w:type="dxa" w:w="60"/>
+              <w:right w:type="dxa" w:w="100"/>
+            </w:tcMar>
+            <w:vAlign w:val="top"/>
+          </w:tcPr>
+          <w:p>
+            <w:pPr>
+              <w:spacing w:after="0" w:before="0"/>
+            </w:pPr>
+            <w:r>
+              <w:rPr>
+                <w:sz w:val="19"/>
+                <w:szCs w:val="19"/>
+              </w:rPr>
+              <w:t xml:space="preserve">A number that is much bigger or smaller than the rest.</w:t>
+            </w:r>
+          </w:p>
+        </w:tc>
+        <w:tc>
+          <w:tcPr>
+            <w:tcW w:type="dxa" w:w="2200"/>
+            <w:tcMar>
+              <w:top w:type="dxa" w:w="60"/>
+              <w:left w:type="dxa" w:w="100"/>
+              <w:bottom w:type="dxa" w:w="60"/>
+              <w:right w:type="dxa" w:w="100"/>
+            </w:tcMar>
+            <w:vAlign w:val="top"/>
+          </w:tcPr>
+          <w:p>
+            <w:pPr>
+              <w:spacing w:after="30" w:before="0"/>
+            </w:pPr>
+            <w:r>
+              <w:rPr>
+                <w:i/>
+                <w:iCs/>
+                <w:color w:val="5E6E7E"/>
+                <w:sz w:val="18"/>
+                <w:szCs w:val="18"/>
+              </w:rPr>
+              <w:t xml:space="preserve">Not Outlier: write a counter-example that does not fit the rule.</w:t>
+            </w:r>
+          </w:p>
+          <w:p>
+            <w:pPr>
+              <w:spacing w:after="50" w:before="0"/>
+            </w:pPr>
+            <w:r>
+              <w:rPr>
+                <w:color w:val="BBBBBB"/>
+                <w:sz w:val="18"/>
+                <w:szCs w:val="18"/>
+              </w:rPr>
+              <w:t xml:space="preserve">____________________________</w:t>
+            </w:r>
+          </w:p>
+        </w:tc>
+        <w:tc>
+          <w:tcPr>
+            <w:tcW w:type="dxa" w:w="2200"/>
+            <w:tcMar>
+              <w:top w:type="dxa" w:w="60"/>
+              <w:left w:type="dxa" w:w="100"/>
+              <w:bottom w:type="dxa" w:w="60"/>
+              <w:right w:type="dxa" w:w="100"/>
+            </w:tcMar>
+            <w:vAlign w:val="top"/>
+          </w:tcPr>
+          <w:p>
+            <w:pPr>
+              <w:spacing w:after="0" w:before="0"/>
+            </w:pPr>
+            <w:r>
+              <w:rPr>
+                <w:i/>
+                <w:iCs/>
+                <w:color w:val="5E6E7E"/>
+                <w:sz w:val="18"/>
+                <w:szCs w:val="18"/>
+              </w:rPr>
+              <w:t xml:space="preserve">Data: 12, 14, 13, 15, 45 → 45 is far from the cluster, so it is an outlier</w:t>
+            </w:r>
+          </w:p>
+        </w:tc>
+      </w:tr>
+      <w:tr>
+        <w:trPr>
+          <w:cantSplit/>
+        </w:trPr>
+        <w:tc>
+          <w:tcPr>
+            <w:tcW w:type="dxa" w:w="1800"/>
+            <w:tcMar>
+              <w:top w:type="dxa" w:w="60"/>
+              <w:left w:type="dxa" w:w="100"/>
+              <w:bottom w:type="dxa" w:w="60"/>
+              <w:right w:type="dxa" w:w="100"/>
+            </w:tcMar>
+            <w:vAlign w:val="top"/>
+          </w:tcPr>
+          <w:p>
+            <w:pPr>
+              <w:spacing w:after="20" w:before="0"/>
+            </w:pPr>
+            <w:r>
+              <w:rPr>
+                <w:b/>
+                <w:bCs/>
+                <w:color w:val="0F2B3C"/>
+                <w:sz w:val="20"/>
+                <w:szCs w:val="20"/>
+              </w:rPr>
+              <w:t xml:space="preserve">Skewed</w:t>
+            </w:r>
+          </w:p>
+          <w:p>
+            <w:pPr>
+              <w:spacing w:after="0" w:before="0"/>
+            </w:pPr>
+            <w:r>
+              <w:rPr>
+                <w:i/>
+                <w:iCs/>
+                <w:color w:val="5E6E7E"/>
+                <w:sz w:val="18"/>
+                <w:szCs w:val="18"/>
+              </w:rPr>
+              <w:t xml:space="preserve">Sesgado</w:t>
+            </w:r>
+          </w:p>
+        </w:tc>
+        <w:tc>
+          <w:tcPr>
+            <w:tcW w:type="dxa" w:w="3160"/>
+            <w:tcMar>
+              <w:top w:type="dxa" w:w="60"/>
+              <w:left w:type="dxa" w:w="100"/>
+              <w:bottom w:type="dxa" w:w="60"/>
+              <w:right w:type="dxa" w:w="100"/>
+            </w:tcMar>
+            <w:vAlign w:val="top"/>
+          </w:tcPr>
+          <w:p>
+            <w:pPr>
+              <w:spacing w:after="0" w:before="0"/>
+            </w:pPr>
+            <w:r>
+              <w:rPr>
+                <w:sz w:val="19"/>
+                <w:szCs w:val="19"/>
+              </w:rPr>
+              <w:t xml:space="preserve">When most data sits on one side with a tail on the other.</w:t>
+            </w:r>
+          </w:p>
+        </w:tc>
+        <w:tc>
+          <w:tcPr>
+            <w:tcW w:type="dxa" w:w="2200"/>
+            <w:tcMar>
+              <w:top w:type="dxa" w:w="60"/>
+              <w:left w:type="dxa" w:w="100"/>
+              <w:bottom w:type="dxa" w:w="60"/>
+              <w:right w:type="dxa" w:w="100"/>
+            </w:tcMar>
+            <w:vAlign w:val="top"/>
+          </w:tcPr>
+          <w:p>
+            <w:pPr>
+              <w:spacing w:after="30" w:before="0"/>
+            </w:pPr>
+            <w:r>
+              <w:rPr>
+                <w:i/>
+                <w:iCs/>
+                <w:color w:val="5E6E7E"/>
+                <w:sz w:val="18"/>
+                <w:szCs w:val="18"/>
+              </w:rPr>
+              <w:t xml:space="preserve">Not Skewed: write a counter-example that does not fit the rule.</w:t>
+            </w:r>
+          </w:p>
+          <w:p>
+            <w:pPr>
+              <w:spacing w:after="50" w:before="0"/>
+            </w:pPr>
+            <w:r>
+              <w:rPr>
+                <w:color w:val="BBBBBB"/>
+                <w:sz w:val="18"/>
+                <w:szCs w:val="18"/>
+              </w:rPr>
+              <w:t xml:space="preserve">____________________________</w:t>
+            </w:r>
+          </w:p>
+        </w:tc>
+        <w:tc>
+          <w:tcPr>
+            <w:tcW w:type="dxa" w:w="2200"/>
+            <w:tcMar>
+              <w:top w:type="dxa" w:w="60"/>
+              <w:left w:type="dxa" w:w="100"/>
+              <w:bottom w:type="dxa" w:w="60"/>
+              <w:right w:type="dxa" w:w="100"/>
+            </w:tcMar>
+            <w:vAlign w:val="top"/>
+          </w:tcPr>
+          <w:p>
+            <w:pPr>
+              <w:spacing w:after="0" w:before="0"/>
+            </w:pPr>
+            <w:r>
+              <w:rPr>
+                <w:i/>
+                <w:iCs/>
+                <w:color w:val="5E6E7E"/>
+                <w:sz w:val="18"/>
+                <w:szCs w:val="18"/>
+              </w:rPr>
+              <w:t xml:space="preserve">Scores: 5, 6, 7, 8, 8, 35 → most scores are low, but 35 creates a tail to the right (skewed right)</w:t>
+            </w:r>
+          </w:p>
+        </w:tc>
+      </w:tr>
+      <w:tr>
+        <w:trPr>
+          <w:cantSplit/>
+        </w:trPr>
+        <w:tc>
+          <w:tcPr>
+            <w:tcW w:type="dxa" w:w="1800"/>
+            <w:tcMar>
+              <w:top w:type="dxa" w:w="60"/>
+              <w:left w:type="dxa" w:w="100"/>
+              <w:bottom w:type="dxa" w:w="60"/>
+              <w:right w:type="dxa" w:w="100"/>
+            </w:tcMar>
+            <w:vAlign w:val="top"/>
+          </w:tcPr>
+          <w:p>
+            <w:pPr>
+              <w:spacing w:after="20" w:before="0"/>
+            </w:pPr>
+            <w:r>
+              <w:rPr>
+                <w:b/>
+                <w:bCs/>
+                <w:color w:val="0F2B3C"/>
+                <w:sz w:val="20"/>
+                <w:szCs w:val="20"/>
+              </w:rPr>
+              <w:t xml:space="preserve">Data distribution</w:t>
+            </w:r>
+          </w:p>
+          <w:p>
+            <w:pPr>
+              <w:spacing w:after="0" w:before="0"/>
+            </w:pPr>
+            <w:r>
+              <w:rPr>
+                <w:i/>
+                <w:iCs/>
+                <w:color w:val="5E6E7E"/>
+                <w:sz w:val="18"/>
+                <w:szCs w:val="18"/>
+              </w:rPr>
+              <w:t xml:space="preserve">Distribución de datos</w:t>
+            </w:r>
+          </w:p>
+        </w:tc>
+        <w:tc>
+          <w:tcPr>
+            <w:tcW w:type="dxa" w:w="3160"/>
+            <w:tcMar>
+              <w:top w:type="dxa" w:w="60"/>
+              <w:left w:type="dxa" w:w="100"/>
+              <w:bottom w:type="dxa" w:w="60"/>
+              <w:right w:type="dxa" w:w="100"/>
+            </w:tcMar>
+            <w:vAlign w:val="top"/>
+          </w:tcPr>
+          <w:p>
+            <w:pPr>
+              <w:spacing w:after="0" w:before="0"/>
+            </w:pPr>
+            <w:r>
+              <w:rPr>
+                <w:sz w:val="19"/>
+                <w:szCs w:val="19"/>
+              </w:rPr>
+              <w:t xml:space="preserve">How the data looks: where it sits and how spread out it is.</w:t>
+            </w:r>
+          </w:p>
+        </w:tc>
+        <w:tc>
+          <w:tcPr>
+            <w:tcW w:type="dxa" w:w="2200"/>
+            <w:tcMar>
+              <w:top w:type="dxa" w:w="60"/>
+              <w:left w:type="dxa" w:w="100"/>
+              <w:bottom w:type="dxa" w:w="60"/>
+              <w:right w:type="dxa" w:w="100"/>
+            </w:tcMar>
+            <w:vAlign w:val="top"/>
+          </w:tcPr>
+          <w:p>
+            <w:pPr>
+              <w:spacing w:after="30" w:before="0"/>
+            </w:pPr>
+            <w:r>
+              <w:rPr>
+                <w:i/>
+                <w:iCs/>
+                <w:color w:val="5E6E7E"/>
+                <w:sz w:val="18"/>
+                <w:szCs w:val="18"/>
+              </w:rPr>
+              <w:t xml:space="preserve">Not Data distribution: write a counter-example that does not fit the rule.</w:t>
+            </w:r>
+          </w:p>
+          <w:p>
+            <w:pPr>
+              <w:spacing w:after="50" w:before="0"/>
+            </w:pPr>
+            <w:r>
+              <w:rPr>
+                <w:color w:val="BBBBBB"/>
+                <w:sz w:val="18"/>
+                <w:szCs w:val="18"/>
+              </w:rPr>
+              <w:t xml:space="preserve">____________________________</w:t>
+            </w:r>
+          </w:p>
+        </w:tc>
+        <w:tc>
+          <w:tcPr>
+            <w:tcW w:type="dxa" w:w="2200"/>
+            <w:tcMar>
+              <w:top w:type="dxa" w:w="60"/>
+              <w:left w:type="dxa" w:w="100"/>
+              <w:bottom w:type="dxa" w:w="60"/>
+              <w:right w:type="dxa" w:w="100"/>
+            </w:tcMar>
+            <w:vAlign w:val="top"/>
+          </w:tcPr>
+          <w:p>
+            <w:pPr>
+              <w:spacing w:after="0" w:before="0"/>
+            </w:pPr>
+            <w:r>
+              <w:rPr>
+                <w:i/>
+                <w:iCs/>
+                <w:color w:val="5E6E7E"/>
+                <w:sz w:val="18"/>
+                <w:szCs w:val="18"/>
+              </w:rPr>
+              <w:t xml:space="preserve">Symmetric = even on both sides. Skewed = bunched on one side with a tail</w:t>
+            </w:r>
+          </w:p>
+        </w:tc>
+      </w:tr>
+      <w:tr>
+        <w:trPr>
+          <w:cantSplit/>
+        </w:trPr>
+        <w:tc>
+          <w:tcPr>
+            <w:tcW w:type="dxa" w:w="1800"/>
+            <w:tcMar>
+              <w:top w:type="dxa" w:w="60"/>
+              <w:left w:type="dxa" w:w="100"/>
+              <w:bottom w:type="dxa" w:w="60"/>
+              <w:right w:type="dxa" w:w="100"/>
+            </w:tcMar>
+            <w:vAlign w:val="top"/>
+          </w:tcPr>
+          <w:p>
+            <w:pPr>
+              <w:spacing w:after="20" w:before="0"/>
+            </w:pPr>
+            <w:r>
+              <w:rPr>
+                <w:b/>
+                <w:bCs/>
+                <w:color w:val="0F2B3C"/>
+                <w:sz w:val="20"/>
+                <w:szCs w:val="20"/>
+              </w:rPr>
+              <w:t xml:space="preserve">Variability</w:t>
+            </w:r>
+          </w:p>
+          <w:p>
+            <w:pPr>
+              <w:spacing w:after="0" w:before="0"/>
+            </w:pPr>
+            <w:r>
+              <w:rPr>
+                <w:i/>
+                <w:iCs/>
+                <w:color w:val="5E6E7E"/>
+                <w:sz w:val="18"/>
+                <w:szCs w:val="18"/>
+              </w:rPr>
+              <w:t xml:space="preserve">Variabilidad</w:t>
+            </w:r>
+          </w:p>
+        </w:tc>
+        <w:tc>
+          <w:tcPr>
+            <w:tcW w:type="dxa" w:w="3160"/>
+            <w:tcMar>
+              <w:top w:type="dxa" w:w="60"/>
+              <w:left w:type="dxa" w:w="100"/>
+              <w:bottom w:type="dxa" w:w="60"/>
+              <w:right w:type="dxa" w:w="100"/>
+            </w:tcMar>
+            <w:vAlign w:val="top"/>
+          </w:tcPr>
+          <w:p>
+            <w:pPr>
+              <w:spacing w:after="0" w:before="0"/>
+            </w:pPr>
+            <w:r>
+              <w:rPr>
+                <w:sz w:val="19"/>
+                <w:szCs w:val="19"/>
+              </w:rPr>
+              <w:t xml:space="preserve">How spread out the numbers are.</w:t>
+            </w:r>
+          </w:p>
+        </w:tc>
+        <w:tc>
+          <w:tcPr>
+            <w:tcW w:type="dxa" w:w="2200"/>
+            <w:tcMar>
+              <w:top w:type="dxa" w:w="60"/>
+              <w:left w:type="dxa" w:w="100"/>
+              <w:bottom w:type="dxa" w:w="60"/>
+              <w:right w:type="dxa" w:w="100"/>
+            </w:tcMar>
+            <w:vAlign w:val="top"/>
+          </w:tcPr>
+          <w:p>
+            <w:pPr>
+              <w:spacing w:after="30" w:before="0"/>
+            </w:pPr>
+            <w:r>
+              <w:rPr>
+                <w:i/>
+                <w:iCs/>
+                <w:color w:val="5E6E7E"/>
+                <w:sz w:val="18"/>
+                <w:szCs w:val="18"/>
+              </w:rPr>
+              <w:t xml:space="preserve">Not Variability: write a counter-example that does not fit the rule.</w:t>
+            </w:r>
+          </w:p>
+          <w:p>
+            <w:pPr>
+              <w:spacing w:after="50" w:before="0"/>
+            </w:pPr>
+            <w:r>
+              <w:rPr>
+                <w:color w:val="BBBBBB"/>
+                <w:sz w:val="18"/>
+                <w:szCs w:val="18"/>
+              </w:rPr>
+              <w:t xml:space="preserve">____________________________</w:t>
+            </w:r>
+          </w:p>
+        </w:tc>
+        <w:tc>
+          <w:tcPr>
+            <w:tcW w:type="dxa" w:w="2200"/>
+            <w:tcMar>
+              <w:top w:type="dxa" w:w="60"/>
+              <w:left w:type="dxa" w:w="100"/>
+              <w:bottom w:type="dxa" w:w="60"/>
+              <w:right w:type="dxa" w:w="100"/>
+            </w:tcMar>
+            <w:vAlign w:val="top"/>
+          </w:tcPr>
+          <w:p>
+            <w:pPr>
+              <w:spacing w:after="0" w:before="0"/>
+            </w:pPr>
+            <w:r>
+              <w:rPr>
+                <w:i/>
+                <w:iCs/>
+                <w:color w:val="5E6E7E"/>
+                <w:sz w:val="18"/>
+                <w:szCs w:val="18"/>
+              </w:rPr>
+              <w:t xml:space="preserve">88, 90, 89, 91 (low variability) vs. 50, 70, 95, 100 (high variability)</w:t>
+            </w:r>
+          </w:p>
+        </w:tc>
+      </w:tr>
+      <w:tr>
+        <w:trPr>
+          <w:cantSplit/>
+        </w:trPr>
+        <w:tc>
+          <w:tcPr>
+            <w:tcW w:type="dxa" w:w="1800"/>
+            <w:tcMar>
+              <w:top w:type="dxa" w:w="60"/>
+              <w:left w:type="dxa" w:w="100"/>
+              <w:bottom w:type="dxa" w:w="60"/>
+              <w:right w:type="dxa" w:w="100"/>
+            </w:tcMar>
+            <w:vAlign w:val="top"/>
+          </w:tcPr>
+          <w:p>
+            <w:pPr>
+              <w:spacing w:after="20" w:before="0"/>
+            </w:pPr>
+            <w:r>
+              <w:rPr>
+                <w:b/>
+                <w:bCs/>
+                <w:color w:val="0F2B3C"/>
+                <w:sz w:val="20"/>
+                <w:szCs w:val="20"/>
+              </w:rPr>
+              <w:t xml:space="preserve">Cluster</w:t>
+            </w:r>
+          </w:p>
+          <w:p>
+            <w:pPr>
+              <w:spacing w:after="0" w:before="0"/>
+            </w:pPr>
+            <w:r>
+              <w:rPr>
+                <w:i/>
+                <w:iCs/>
+                <w:color w:val="5E6E7E"/>
+                <w:sz w:val="18"/>
+                <w:szCs w:val="18"/>
+              </w:rPr>
+              <w:t xml:space="preserve">Grupo</w:t>
+            </w:r>
+          </w:p>
+        </w:tc>
+        <w:tc>
+          <w:tcPr>
+            <w:tcW w:type="dxa" w:w="3160"/>
+            <w:tcMar>
+              <w:top w:type="dxa" w:w="60"/>
+              <w:left w:type="dxa" w:w="100"/>
+              <w:bottom w:type="dxa" w:w="60"/>
+              <w:right w:type="dxa" w:w="100"/>
+            </w:tcMar>
+            <w:vAlign w:val="top"/>
+          </w:tcPr>
+          <w:p>
+            <w:pPr>
+              <w:spacing w:after="0" w:before="0"/>
+            </w:pPr>
+            <w:r>
+              <w:rPr>
+                <w:sz w:val="19"/>
+                <w:szCs w:val="19"/>
+              </w:rPr>
+              <w:t xml:space="preserve">Values bunched close together in one part of a display.</w:t>
+            </w:r>
+          </w:p>
+        </w:tc>
+        <w:tc>
+          <w:tcPr>
+            <w:tcW w:type="dxa" w:w="2200"/>
+            <w:tcMar>
+              <w:top w:type="dxa" w:w="60"/>
+              <w:left w:type="dxa" w:w="100"/>
+              <w:bottom w:type="dxa" w:w="60"/>
+              <w:right w:type="dxa" w:w="100"/>
+            </w:tcMar>
+            <w:vAlign w:val="top"/>
+          </w:tcPr>
+          <w:p>
+            <w:pPr>
+              <w:spacing w:after="30" w:before="0"/>
+            </w:pPr>
+            <w:r>
+              <w:rPr>
+                <w:i/>
+                <w:iCs/>
+                <w:color w:val="5E6E7E"/>
+                <w:sz w:val="18"/>
+                <w:szCs w:val="18"/>
+              </w:rPr>
+              <w:t xml:space="preserve">Not Cluster: write a counter-example that does not fit the rule.</w:t>
+            </w:r>
+          </w:p>
+          <w:p>
+            <w:pPr>
+              <w:spacing w:after="50" w:before="0"/>
+            </w:pPr>
+            <w:r>
+              <w:rPr>
+                <w:color w:val="BBBBBB"/>
+                <w:sz w:val="18"/>
+                <w:szCs w:val="18"/>
+              </w:rPr>
+              <w:t xml:space="preserve">____________________________</w:t>
+            </w:r>
+          </w:p>
+        </w:tc>
+        <w:tc>
+          <w:tcPr>
+            <w:tcW w:type="dxa" w:w="2200"/>
+            <w:tcMar>
+              <w:top w:type="dxa" w:w="60"/>
+              <w:left w:type="dxa" w:w="100"/>
+              <w:bottom w:type="dxa" w:w="60"/>
+              <w:right w:type="dxa" w:w="100"/>
+            </w:tcMar>
+            <w:vAlign w:val="top"/>
+          </w:tcPr>
+          <w:p>
+            <w:pPr>
+              <w:spacing w:after="0" w:before="0"/>
+            </w:pPr>
+            <w:r>
+              <w:rPr>
+                <w:i/>
+                <w:iCs/>
+                <w:color w:val="5E6E7E"/>
+                <w:sz w:val="18"/>
+                <w:szCs w:val="18"/>
+              </w:rPr>
+              <w:t xml:space="preserve">Values packed near 3 on the dot plot.</w:t>
+            </w:r>
+          </w:p>
+        </w:tc>
+      </w:tr>
+      <w:tr>
+        <w:trPr>
+          <w:cantSplit/>
+        </w:trPr>
+        <w:tc>
+          <w:tcPr>
+            <w:tcW w:type="dxa" w:w="1800"/>
+            <w:tcMar>
+              <w:top w:type="dxa" w:w="60"/>
+              <w:left w:type="dxa" w:w="100"/>
+              <w:bottom w:type="dxa" w:w="60"/>
+              <w:right w:type="dxa" w:w="100"/>
+            </w:tcMar>
+            <w:vAlign w:val="top"/>
+          </w:tcPr>
+          <w:p>
+            <w:pPr>
+              <w:spacing w:after="20" w:before="0"/>
+            </w:pPr>
+            <w:r>
+              <w:rPr>
+                <w:b/>
+                <w:bCs/>
+                <w:color w:val="0F2B3C"/>
+                <w:sz w:val="20"/>
+                <w:szCs w:val="20"/>
+              </w:rPr>
+              <w:t xml:space="preserve">Gap</w:t>
+            </w:r>
+          </w:p>
+          <w:p>
+            <w:pPr>
+              <w:spacing w:after="0" w:before="0"/>
+            </w:pPr>
+            <w:r>
+              <w:rPr>
+                <w:i/>
+                <w:iCs/>
+                <w:color w:val="5E6E7E"/>
+                <w:sz w:val="18"/>
+                <w:szCs w:val="18"/>
+              </w:rPr>
+              <w:t xml:space="preserve">Brecha</w:t>
+            </w:r>
+          </w:p>
+        </w:tc>
+        <w:tc>
+          <w:tcPr>
+            <w:tcW w:type="dxa" w:w="3160"/>
+            <w:tcMar>
+              <w:top w:type="dxa" w:w="60"/>
+              <w:left w:type="dxa" w:w="100"/>
+              <w:bottom w:type="dxa" w:w="60"/>
+              <w:right w:type="dxa" w:w="100"/>
+            </w:tcMar>
+            <w:vAlign w:val="top"/>
+          </w:tcPr>
+          <w:p>
+            <w:pPr>
+              <w:spacing w:after="0" w:before="0"/>
+            </w:pPr>
+            <w:r>
+              <w:rPr>
+                <w:sz w:val="19"/>
+                <w:szCs w:val="19"/>
+              </w:rPr>
+              <w:t xml:space="preserve">A space on a display where no data values fall.</w:t>
+            </w:r>
+          </w:p>
+        </w:tc>
+        <w:tc>
+          <w:tcPr>
+            <w:tcW w:type="dxa" w:w="2200"/>
+            <w:tcMar>
+              <w:top w:type="dxa" w:w="60"/>
+              <w:left w:type="dxa" w:w="100"/>
+              <w:bottom w:type="dxa" w:w="60"/>
+              <w:right w:type="dxa" w:w="100"/>
+            </w:tcMar>
+            <w:vAlign w:val="top"/>
+          </w:tcPr>
+          <w:p>
+            <w:pPr>
+              <w:spacing w:after="30" w:before="0"/>
+            </w:pPr>
+            <w:r>
+              <w:rPr>
+                <w:i/>
+                <w:iCs/>
+                <w:color w:val="5E6E7E"/>
+                <w:sz w:val="18"/>
+                <w:szCs w:val="18"/>
+              </w:rPr>
+              <w:t xml:space="preserve">Not Gap: write a counter-example that does not fit the rule.</w:t>
+            </w:r>
+          </w:p>
+          <w:p>
+            <w:pPr>
+              <w:spacing w:after="50" w:before="0"/>
+            </w:pPr>
+            <w:r>
+              <w:rPr>
+                <w:color w:val="BBBBBB"/>
+                <w:sz w:val="18"/>
+                <w:szCs w:val="18"/>
+              </w:rPr>
+              <w:t xml:space="preserve">____________________________</w:t>
+            </w:r>
+          </w:p>
+        </w:tc>
+        <w:tc>
+          <w:tcPr>
+            <w:tcW w:type="dxa" w:w="2200"/>
+            <w:tcMar>
+              <w:top w:type="dxa" w:w="60"/>
+              <w:left w:type="dxa" w:w="100"/>
+              <w:bottom w:type="dxa" w:w="60"/>
+              <w:right w:type="dxa" w:w="100"/>
+            </w:tcMar>
+            <w:vAlign w:val="top"/>
+          </w:tcPr>
+          <w:p>
+            <w:pPr>
+              <w:spacing w:after="0" w:before="0"/>
+            </w:pPr>
+            <w:r>
+              <w:rPr>
+                <w:i/>
+                <w:iCs/>
+                <w:color w:val="5E6E7E"/>
+                <w:sz w:val="18"/>
+                <w:szCs w:val="18"/>
+              </w:rPr>
+              <w:t xml:space="preserve">Nothing between 11 and 32 on the number line.</w:t>
+            </w:r>
+          </w:p>
+        </w:tc>
+      </w:tr>
+    </w:tbl>
+    <w:p>
+      <w:pPr>
+        <w:spacing w:after="120" w:before="140"/>
       </w:pPr>
       <w:r>
         <w:rPr>
@@ -127,73 +1517,922 @@
         <w:t xml:space="preserve">Small steps: find a mean and a middle.</w:t>
       </w:r>
     </w:p>
+    <w:tbl>
+      <w:tblPr>
+        <w:tblW w:type="dxa" w:w="9360"/>
+        <w:tblBorders>
+          <w:top w:val="single" w:color="C7D2DD" w:sz="6"/>
+          <w:left w:val="single" w:color="C7D2DD" w:sz="6"/>
+          <w:bottom w:val="single" w:color="C7D2DD" w:sz="6"/>
+          <w:right w:val="single" w:color="C7D2DD" w:sz="6"/>
+          <w:insideH w:val="single" w:color="C7D2DD" w:sz="6"/>
+          <w:insideV w:val="single" w:color="C7D2DD" w:sz="6"/>
+        </w:tblBorders>
+      </w:tblPr>
+      <w:tblGrid>
+        <w:gridCol w:w="2800"/>
+        <w:gridCol w:w="3560"/>
+        <w:gridCol w:w="3000"/>
+      </w:tblGrid>
+      <w:tr>
+        <w:trPr>
+          <w:cantSplit/>
+          <w:tblHeader/>
+        </w:trPr>
+        <w:tc>
+          <w:tcPr>
+            <w:tcW w:type="dxa" w:w="2800"/>
+            <w:shd w:fill="EEF4F8" w:color="auto" w:val="clear"/>
+            <w:tcMar>
+              <w:top w:type="dxa" w:w="60"/>
+              <w:left w:type="dxa" w:w="100"/>
+              <w:bottom w:type="dxa" w:w="60"/>
+              <w:right w:type="dxa" w:w="100"/>
+            </w:tcMar>
+          </w:tcPr>
+          <w:p>
+            <w:pPr>
+              <w:spacing w:after="0" w:before="0"/>
+            </w:pPr>
+            <w:r>
+              <w:rPr>
+                <w:b/>
+                <w:bCs/>
+                <w:color w:val="0F2B3C"/>
+                <w:sz w:val="16"/>
+                <w:szCs w:val="16"/>
+              </w:rPr>
+              <w:t xml:space="preserve">CORE PROBLEM / GIVEN REPRESENTATION</w:t>
+            </w:r>
+          </w:p>
+        </w:tc>
+        <w:tc>
+          <w:tcPr>
+            <w:tcW w:type="dxa" w:w="3560"/>
+            <w:shd w:fill="EEF4F8" w:color="auto" w:val="clear"/>
+            <w:tcMar>
+              <w:top w:type="dxa" w:w="60"/>
+              <w:left w:type="dxa" w:w="100"/>
+              <w:bottom w:type="dxa" w:w="60"/>
+              <w:right w:type="dxa" w:w="100"/>
+            </w:tcMar>
+          </w:tcPr>
+          <w:p>
+            <w:pPr>
+              <w:spacing w:after="0" w:before="0"/>
+            </w:pPr>
+            <w:r>
+              <w:rPr>
+                <w:b/>
+                <w:bCs/>
+                <w:color w:val="0F2B3C"/>
+                <w:sz w:val="16"/>
+                <w:szCs w:val="16"/>
+              </w:rPr>
+              <w:t xml:space="preserve">WORKING SPACE / CALCULATION STEPS</w:t>
+            </w:r>
+          </w:p>
+        </w:tc>
+        <w:tc>
+          <w:tcPr>
+            <w:tcW w:type="dxa" w:w="3000"/>
+            <w:shd w:fill="FBF3E2" w:color="auto" w:val="clear"/>
+            <w:tcMar>
+              <w:top w:type="dxa" w:w="60"/>
+              <w:left w:type="dxa" w:w="100"/>
+              <w:bottom w:type="dxa" w:w="60"/>
+              <w:right w:type="dxa" w:w="100"/>
+            </w:tcMar>
+          </w:tcPr>
+          <w:p>
+            <w:pPr>
+              <w:spacing w:after="0" w:before="0"/>
+            </w:pPr>
+            <w:r>
+              <w:rPr>
+                <w:b/>
+                <w:bCs/>
+                <w:color w:val="7A5400"/>
+                <w:sz w:val="16"/>
+                <w:szCs w:val="16"/>
+              </w:rPr>
+              <w:t xml:space="preserve">EXPLAIN YOUR REASONING</w:t>
+            </w:r>
+          </w:p>
+        </w:tc>
+      </w:tr>
+      <w:tr>
+        <w:trPr>
+          <w:cantSplit/>
+        </w:trPr>
+        <w:tc>
+          <w:tcPr>
+            <w:tcW w:type="dxa" w:w="2800"/>
+            <w:tcMar>
+              <w:top w:type="dxa" w:w="80"/>
+              <w:left w:type="dxa" w:w="100"/>
+              <w:bottom w:type="dxa" w:w="80"/>
+              <w:right w:type="dxa" w:w="100"/>
+            </w:tcMar>
+            <w:vAlign w:val="top"/>
+          </w:tcPr>
+          <w:p>
+            <w:pPr>
+              <w:spacing w:after="40" w:before="0"/>
+            </w:pPr>
+            <w:r>
+              <w:rPr>
+                <w:b/>
+                <w:bCs/>
+                <w:color w:val="0F2B3C"/>
+                <w:sz w:val="20"/>
+                <w:szCs w:val="20"/>
+              </w:rPr>
+              <w:t xml:space="preserve">1.  Add the list: 2 + 2 + 2 = ___</w:t>
+            </w:r>
+          </w:p>
+        </w:tc>
+        <w:tc>
+          <w:tcPr>
+            <w:tcW w:type="dxa" w:w="3560"/>
+            <w:tcMar>
+              <w:top w:type="dxa" w:w="80"/>
+              <w:left w:type="dxa" w:w="100"/>
+              <w:bottom w:type="dxa" w:w="80"/>
+              <w:right w:type="dxa" w:w="100"/>
+            </w:tcMar>
+            <w:vAlign w:val="top"/>
+          </w:tcPr>
+          <w:p>
+            <w:pPr>
+              <w:spacing w:after="50" w:before="0"/>
+            </w:pPr>
+            <w:r>
+              <w:rPr>
+                <w:color w:val="BBBBBB"/>
+                <w:sz w:val="18"/>
+                <w:szCs w:val="18"/>
+              </w:rPr>
+              <w:t xml:space="preserve">____________________________</w:t>
+            </w:r>
+          </w:p>
+          <w:p>
+            <w:pPr>
+              <w:spacing w:after="50" w:before="0"/>
+            </w:pPr>
+            <w:r>
+              <w:rPr>
+                <w:color w:val="BBBBBB"/>
+                <w:sz w:val="18"/>
+                <w:szCs w:val="18"/>
+              </w:rPr>
+              <w:t xml:space="preserve">____________________________</w:t>
+            </w:r>
+          </w:p>
+          <w:p>
+            <w:pPr>
+              <w:spacing w:after="50" w:before="0"/>
+            </w:pPr>
+            <w:r>
+              <w:rPr>
+                <w:color w:val="BBBBBB"/>
+                <w:sz w:val="18"/>
+                <w:szCs w:val="18"/>
+              </w:rPr>
+              <w:t xml:space="preserve">____________________________</w:t>
+            </w:r>
+          </w:p>
+          <w:p>
+            <w:pPr>
+              <w:spacing w:after="50" w:before="0"/>
+            </w:pPr>
+            <w:r>
+              <w:rPr>
+                <w:color w:val="BBBBBB"/>
+                <w:sz w:val="18"/>
+                <w:szCs w:val="18"/>
+              </w:rPr>
+              <w:t xml:space="preserve">____________________________</w:t>
+            </w:r>
+          </w:p>
+        </w:tc>
+        <w:tc>
+          <w:tcPr>
+            <w:tcW w:type="dxa" w:w="3000"/>
+            <w:shd w:fill="FBF3E2" w:color="auto" w:val="clear"/>
+            <w:tcMar>
+              <w:top w:type="dxa" w:w="80"/>
+              <w:left w:type="dxa" w:w="100"/>
+              <w:bottom w:type="dxa" w:w="80"/>
+              <w:right w:type="dxa" w:w="100"/>
+            </w:tcMar>
+            <w:vAlign w:val="top"/>
+          </w:tcPr>
+          <w:p>
+            <w:pPr>
+              <w:spacing w:after="30" w:before="0"/>
+            </w:pPr>
+            <w:r>
+              <w:rPr>
+                <w:b/>
+                <w:bCs/>
+                <w:color w:val="0F2B3C"/>
+                <w:sz w:val="18"/>
+                <w:szCs w:val="18"/>
+              </w:rPr>
+              <w:t xml:space="preserve">Because... ________________</w:t>
+            </w:r>
+          </w:p>
+          <w:p>
+            <w:pPr>
+              <w:spacing w:after="50" w:before="0"/>
+            </w:pPr>
+            <w:r>
+              <w:rPr>
+                <w:color w:val="BBBBBB"/>
+                <w:sz w:val="18"/>
+                <w:szCs w:val="18"/>
+              </w:rPr>
+              <w:t xml:space="preserve">____________________________</w:t>
+            </w:r>
+          </w:p>
+          <w:p>
+            <w:pPr>
+              <w:spacing w:after="30" w:before="40"/>
+            </w:pPr>
+            <w:r>
+              <w:rPr>
+                <w:b/>
+                <w:bCs/>
+                <w:color w:val="1A6FB5"/>
+                <w:sz w:val="18"/>
+                <w:szCs w:val="18"/>
+              </w:rPr>
+              <w:t xml:space="preserve">Although... _______________</w:t>
+            </w:r>
+          </w:p>
+          <w:p>
+            <w:pPr>
+              <w:spacing w:after="50" w:before="0"/>
+            </w:pPr>
+            <w:r>
+              <w:rPr>
+                <w:color w:val="BBBBBB"/>
+                <w:sz w:val="18"/>
+                <w:szCs w:val="18"/>
+              </w:rPr>
+              <w:t xml:space="preserve">____________________________</w:t>
+            </w:r>
+          </w:p>
+          <w:p>
+            <w:pPr>
+              <w:spacing w:after="30" w:before="40"/>
+            </w:pPr>
+            <w:r>
+              <w:rPr>
+                <w:b/>
+                <w:bCs/>
+                <w:color w:val="7A5400"/>
+                <w:sz w:val="18"/>
+                <w:szCs w:val="18"/>
+              </w:rPr>
+              <w:t xml:space="preserve">Therefore... ______________</w:t>
+            </w:r>
+          </w:p>
+          <w:p>
+            <w:pPr>
+              <w:spacing w:after="50" w:before="0"/>
+            </w:pPr>
+            <w:r>
+              <w:rPr>
+                <w:color w:val="BBBBBB"/>
+                <w:sz w:val="18"/>
+                <w:szCs w:val="18"/>
+              </w:rPr>
+              <w:t xml:space="preserve">____________________________</w:t>
+            </w:r>
+          </w:p>
+        </w:tc>
+      </w:tr>
+    </w:tbl>
     <w:p>
       <w:pPr>
-        <w:spacing w:after="40" w:before="0"/>
-      </w:pPr>
-      <w:r>
-        <w:rPr>
-          <w:sz w:val="22"/>
-          <w:szCs w:val="22"/>
-        </w:rPr>
-        <w:t xml:space="preserve">1.  Add the list: 2 + 2 + 2 = ___</w:t>
+        <w:spacing w:after="60" w:before="0"/>
+      </w:pPr>
+      <w:r>
+        <w:t xml:space="preserve"/>
       </w:r>
     </w:p>
+    <w:tbl>
+      <w:tblPr>
+        <w:tblW w:type="dxa" w:w="9360"/>
+        <w:tblBorders>
+          <w:top w:val="single" w:color="C7D2DD" w:sz="6"/>
+          <w:left w:val="single" w:color="C7D2DD" w:sz="6"/>
+          <w:bottom w:val="single" w:color="C7D2DD" w:sz="6"/>
+          <w:right w:val="single" w:color="C7D2DD" w:sz="6"/>
+          <w:insideH w:val="single" w:color="C7D2DD" w:sz="6"/>
+          <w:insideV w:val="single" w:color="C7D2DD" w:sz="6"/>
+        </w:tblBorders>
+      </w:tblPr>
+      <w:tblGrid>
+        <w:gridCol w:w="2800"/>
+        <w:gridCol w:w="3560"/>
+        <w:gridCol w:w="3000"/>
+      </w:tblGrid>
+      <w:tr>
+        <w:trPr>
+          <w:cantSplit/>
+          <w:tblHeader/>
+        </w:trPr>
+        <w:tc>
+          <w:tcPr>
+            <w:tcW w:type="dxa" w:w="2800"/>
+            <w:shd w:fill="EEF4F8" w:color="auto" w:val="clear"/>
+            <w:tcMar>
+              <w:top w:type="dxa" w:w="60"/>
+              <w:left w:type="dxa" w:w="100"/>
+              <w:bottom w:type="dxa" w:w="60"/>
+              <w:right w:type="dxa" w:w="100"/>
+            </w:tcMar>
+          </w:tcPr>
+          <w:p>
+            <w:pPr>
+              <w:spacing w:after="0" w:before="0"/>
+            </w:pPr>
+            <w:r>
+              <w:rPr>
+                <w:b/>
+                <w:bCs/>
+                <w:color w:val="0F2B3C"/>
+                <w:sz w:val="16"/>
+                <w:szCs w:val="16"/>
+              </w:rPr>
+              <w:t xml:space="preserve">CORE PROBLEM / GIVEN REPRESENTATION</w:t>
+            </w:r>
+          </w:p>
+        </w:tc>
+        <w:tc>
+          <w:tcPr>
+            <w:tcW w:type="dxa" w:w="3560"/>
+            <w:shd w:fill="EEF4F8" w:color="auto" w:val="clear"/>
+            <w:tcMar>
+              <w:top w:type="dxa" w:w="60"/>
+              <w:left w:type="dxa" w:w="100"/>
+              <w:bottom w:type="dxa" w:w="60"/>
+              <w:right w:type="dxa" w:w="100"/>
+            </w:tcMar>
+          </w:tcPr>
+          <w:p>
+            <w:pPr>
+              <w:spacing w:after="0" w:before="0"/>
+            </w:pPr>
+            <w:r>
+              <w:rPr>
+                <w:b/>
+                <w:bCs/>
+                <w:color w:val="0F2B3C"/>
+                <w:sz w:val="16"/>
+                <w:szCs w:val="16"/>
+              </w:rPr>
+              <w:t xml:space="preserve">WORKING SPACE / CALCULATION STEPS</w:t>
+            </w:r>
+          </w:p>
+        </w:tc>
+        <w:tc>
+          <w:tcPr>
+            <w:tcW w:type="dxa" w:w="3000"/>
+            <w:shd w:fill="FBF3E2" w:color="auto" w:val="clear"/>
+            <w:tcMar>
+              <w:top w:type="dxa" w:w="60"/>
+              <w:left w:type="dxa" w:w="100"/>
+              <w:bottom w:type="dxa" w:w="60"/>
+              <w:right w:type="dxa" w:w="100"/>
+            </w:tcMar>
+          </w:tcPr>
+          <w:p>
+            <w:pPr>
+              <w:spacing w:after="0" w:before="0"/>
+            </w:pPr>
+            <w:r>
+              <w:rPr>
+                <w:b/>
+                <w:bCs/>
+                <w:color w:val="7A5400"/>
+                <w:sz w:val="16"/>
+                <w:szCs w:val="16"/>
+              </w:rPr>
+              <w:t xml:space="preserve">EXPLAIN YOUR REASONING</w:t>
+            </w:r>
+          </w:p>
+        </w:tc>
+      </w:tr>
+      <w:tr>
+        <w:trPr>
+          <w:cantSplit/>
+        </w:trPr>
+        <w:tc>
+          <w:tcPr>
+            <w:tcW w:type="dxa" w:w="2800"/>
+            <w:tcMar>
+              <w:top w:type="dxa" w:w="80"/>
+              <w:left w:type="dxa" w:w="100"/>
+              <w:bottom w:type="dxa" w:w="80"/>
+              <w:right w:type="dxa" w:w="100"/>
+            </w:tcMar>
+            <w:vAlign w:val="top"/>
+          </w:tcPr>
+          <w:p>
+            <w:pPr>
+              <w:spacing w:after="40" w:before="0"/>
+            </w:pPr>
+            <w:r>
+              <w:rPr>
+                <w:b/>
+                <w:bCs/>
+                <w:color w:val="0F2B3C"/>
+                <w:sz w:val="20"/>
+                <w:szCs w:val="20"/>
+              </w:rPr>
+              <w:t xml:space="preserve">2.  Total is 6, there are 3 numbers. Mean = 6 ÷ 3 = ___</w:t>
+            </w:r>
+          </w:p>
+        </w:tc>
+        <w:tc>
+          <w:tcPr>
+            <w:tcW w:type="dxa" w:w="3560"/>
+            <w:tcMar>
+              <w:top w:type="dxa" w:w="80"/>
+              <w:left w:type="dxa" w:w="100"/>
+              <w:bottom w:type="dxa" w:w="80"/>
+              <w:right w:type="dxa" w:w="100"/>
+            </w:tcMar>
+            <w:vAlign w:val="top"/>
+          </w:tcPr>
+          <w:p>
+            <w:pPr>
+              <w:spacing w:after="50" w:before="0"/>
+            </w:pPr>
+            <w:r>
+              <w:rPr>
+                <w:color w:val="BBBBBB"/>
+                <w:sz w:val="18"/>
+                <w:szCs w:val="18"/>
+              </w:rPr>
+              <w:t xml:space="preserve">____________________________</w:t>
+            </w:r>
+          </w:p>
+          <w:p>
+            <w:pPr>
+              <w:spacing w:after="50" w:before="0"/>
+            </w:pPr>
+            <w:r>
+              <w:rPr>
+                <w:color w:val="BBBBBB"/>
+                <w:sz w:val="18"/>
+                <w:szCs w:val="18"/>
+              </w:rPr>
+              <w:t xml:space="preserve">____________________________</w:t>
+            </w:r>
+          </w:p>
+          <w:p>
+            <w:pPr>
+              <w:spacing w:after="50" w:before="0"/>
+            </w:pPr>
+            <w:r>
+              <w:rPr>
+                <w:color w:val="BBBBBB"/>
+                <w:sz w:val="18"/>
+                <w:szCs w:val="18"/>
+              </w:rPr>
+              <w:t xml:space="preserve">____________________________</w:t>
+            </w:r>
+          </w:p>
+          <w:p>
+            <w:pPr>
+              <w:spacing w:after="50" w:before="0"/>
+            </w:pPr>
+            <w:r>
+              <w:rPr>
+                <w:color w:val="BBBBBB"/>
+                <w:sz w:val="18"/>
+                <w:szCs w:val="18"/>
+              </w:rPr>
+              <w:t xml:space="preserve">____________________________</w:t>
+            </w:r>
+          </w:p>
+        </w:tc>
+        <w:tc>
+          <w:tcPr>
+            <w:tcW w:type="dxa" w:w="3000"/>
+            <w:shd w:fill="FBF3E2" w:color="auto" w:val="clear"/>
+            <w:tcMar>
+              <w:top w:type="dxa" w:w="80"/>
+              <w:left w:type="dxa" w:w="100"/>
+              <w:bottom w:type="dxa" w:w="80"/>
+              <w:right w:type="dxa" w:w="100"/>
+            </w:tcMar>
+            <w:vAlign w:val="top"/>
+          </w:tcPr>
+          <w:p>
+            <w:pPr>
+              <w:spacing w:after="30" w:before="0"/>
+            </w:pPr>
+            <w:r>
+              <w:rPr>
+                <w:b/>
+                <w:bCs/>
+                <w:color w:val="0F2B3C"/>
+                <w:sz w:val="18"/>
+                <w:szCs w:val="18"/>
+              </w:rPr>
+              <w:t xml:space="preserve">Because... ________________</w:t>
+            </w:r>
+          </w:p>
+          <w:p>
+            <w:pPr>
+              <w:spacing w:after="50" w:before="0"/>
+            </w:pPr>
+            <w:r>
+              <w:rPr>
+                <w:color w:val="BBBBBB"/>
+                <w:sz w:val="18"/>
+                <w:szCs w:val="18"/>
+              </w:rPr>
+              <w:t xml:space="preserve">____________________________</w:t>
+            </w:r>
+          </w:p>
+          <w:p>
+            <w:pPr>
+              <w:spacing w:after="30" w:before="40"/>
+            </w:pPr>
+            <w:r>
+              <w:rPr>
+                <w:b/>
+                <w:bCs/>
+                <w:color w:val="1A6FB5"/>
+                <w:sz w:val="18"/>
+                <w:szCs w:val="18"/>
+              </w:rPr>
+              <w:t xml:space="preserve">Although... _______________</w:t>
+            </w:r>
+          </w:p>
+          <w:p>
+            <w:pPr>
+              <w:spacing w:after="50" w:before="0"/>
+            </w:pPr>
+            <w:r>
+              <w:rPr>
+                <w:color w:val="BBBBBB"/>
+                <w:sz w:val="18"/>
+                <w:szCs w:val="18"/>
+              </w:rPr>
+              <w:t xml:space="preserve">____________________________</w:t>
+            </w:r>
+          </w:p>
+          <w:p>
+            <w:pPr>
+              <w:spacing w:after="30" w:before="40"/>
+            </w:pPr>
+            <w:r>
+              <w:rPr>
+                <w:b/>
+                <w:bCs/>
+                <w:color w:val="7A5400"/>
+                <w:sz w:val="18"/>
+                <w:szCs w:val="18"/>
+              </w:rPr>
+              <w:t xml:space="preserve">Therefore... ______________</w:t>
+            </w:r>
+          </w:p>
+          <w:p>
+            <w:pPr>
+              <w:spacing w:after="50" w:before="0"/>
+            </w:pPr>
+            <w:r>
+              <w:rPr>
+                <w:color w:val="BBBBBB"/>
+                <w:sz w:val="18"/>
+                <w:szCs w:val="18"/>
+              </w:rPr>
+              <w:t xml:space="preserve">____________________________</w:t>
+            </w:r>
+          </w:p>
+        </w:tc>
+      </w:tr>
+    </w:tbl>
     <w:p>
       <w:pPr>
-        <w:spacing w:after="80" w:before="0"/>
-      </w:pPr>
-      <w:r>
-        <w:rPr>
-          <w:color w:val="BBBBBB"/>
-        </w:rPr>
-        <w:t xml:space="preserve">____________________________________________________</w:t>
+        <w:spacing w:after="60" w:before="0"/>
+      </w:pPr>
+      <w:r>
+        <w:t xml:space="preserve"/>
       </w:r>
     </w:p>
+    <w:tbl>
+      <w:tblPr>
+        <w:tblW w:type="dxa" w:w="9360"/>
+        <w:tblBorders>
+          <w:top w:val="single" w:color="C7D2DD" w:sz="6"/>
+          <w:left w:val="single" w:color="C7D2DD" w:sz="6"/>
+          <w:bottom w:val="single" w:color="C7D2DD" w:sz="6"/>
+          <w:right w:val="single" w:color="C7D2DD" w:sz="6"/>
+          <w:insideH w:val="single" w:color="C7D2DD" w:sz="6"/>
+          <w:insideV w:val="single" w:color="C7D2DD" w:sz="6"/>
+        </w:tblBorders>
+      </w:tblPr>
+      <w:tblGrid>
+        <w:gridCol w:w="2800"/>
+        <w:gridCol w:w="3560"/>
+        <w:gridCol w:w="3000"/>
+      </w:tblGrid>
+      <w:tr>
+        <w:trPr>
+          <w:cantSplit/>
+          <w:tblHeader/>
+        </w:trPr>
+        <w:tc>
+          <w:tcPr>
+            <w:tcW w:type="dxa" w:w="2800"/>
+            <w:shd w:fill="EEF4F8" w:color="auto" w:val="clear"/>
+            <w:tcMar>
+              <w:top w:type="dxa" w:w="60"/>
+              <w:left w:type="dxa" w:w="100"/>
+              <w:bottom w:type="dxa" w:w="60"/>
+              <w:right w:type="dxa" w:w="100"/>
+            </w:tcMar>
+          </w:tcPr>
+          <w:p>
+            <w:pPr>
+              <w:spacing w:after="0" w:before="0"/>
+            </w:pPr>
+            <w:r>
+              <w:rPr>
+                <w:b/>
+                <w:bCs/>
+                <w:color w:val="0F2B3C"/>
+                <w:sz w:val="16"/>
+                <w:szCs w:val="16"/>
+              </w:rPr>
+              <w:t xml:space="preserve">CORE PROBLEM / GIVEN REPRESENTATION</w:t>
+            </w:r>
+          </w:p>
+        </w:tc>
+        <w:tc>
+          <w:tcPr>
+            <w:tcW w:type="dxa" w:w="3560"/>
+            <w:shd w:fill="EEF4F8" w:color="auto" w:val="clear"/>
+            <w:tcMar>
+              <w:top w:type="dxa" w:w="60"/>
+              <w:left w:type="dxa" w:w="100"/>
+              <w:bottom w:type="dxa" w:w="60"/>
+              <w:right w:type="dxa" w:w="100"/>
+            </w:tcMar>
+          </w:tcPr>
+          <w:p>
+            <w:pPr>
+              <w:spacing w:after="0" w:before="0"/>
+            </w:pPr>
+            <w:r>
+              <w:rPr>
+                <w:b/>
+                <w:bCs/>
+                <w:color w:val="0F2B3C"/>
+                <w:sz w:val="16"/>
+                <w:szCs w:val="16"/>
+              </w:rPr>
+              <w:t xml:space="preserve">WORKING SPACE / CALCULATION STEPS</w:t>
+            </w:r>
+          </w:p>
+        </w:tc>
+        <w:tc>
+          <w:tcPr>
+            <w:tcW w:type="dxa" w:w="3000"/>
+            <w:shd w:fill="FBF3E2" w:color="auto" w:val="clear"/>
+            <w:tcMar>
+              <w:top w:type="dxa" w:w="60"/>
+              <w:left w:type="dxa" w:w="100"/>
+              <w:bottom w:type="dxa" w:w="60"/>
+              <w:right w:type="dxa" w:w="100"/>
+            </w:tcMar>
+          </w:tcPr>
+          <w:p>
+            <w:pPr>
+              <w:spacing w:after="0" w:before="0"/>
+            </w:pPr>
+            <w:r>
+              <w:rPr>
+                <w:b/>
+                <w:bCs/>
+                <w:color w:val="7A5400"/>
+                <w:sz w:val="16"/>
+                <w:szCs w:val="16"/>
+              </w:rPr>
+              <w:t xml:space="preserve">EXPLAIN YOUR REASONING</w:t>
+            </w:r>
+          </w:p>
+        </w:tc>
+      </w:tr>
+      <w:tr>
+        <w:trPr>
+          <w:cantSplit/>
+        </w:trPr>
+        <w:tc>
+          <w:tcPr>
+            <w:tcW w:type="dxa" w:w="2800"/>
+            <w:tcMar>
+              <w:top w:type="dxa" w:w="80"/>
+              <w:left w:type="dxa" w:w="100"/>
+              <w:bottom w:type="dxa" w:w="80"/>
+              <w:right w:type="dxa" w:w="100"/>
+            </w:tcMar>
+            <w:vAlign w:val="top"/>
+          </w:tcPr>
+          <w:p>
+            <w:pPr>
+              <w:spacing w:after="40" w:before="0"/>
+            </w:pPr>
+            <w:r>
+              <w:rPr>
+                <w:b/>
+                <w:bCs/>
+                <w:color w:val="0F2B3C"/>
+                <w:sz w:val="20"/>
+                <w:szCs w:val="20"/>
+              </w:rPr>
+              <w:t xml:space="preserve">3.  Order least to greatest: 5, 1, 3. The middle is ___</w:t>
+            </w:r>
+          </w:p>
+        </w:tc>
+        <w:tc>
+          <w:tcPr>
+            <w:tcW w:type="dxa" w:w="3560"/>
+            <w:tcMar>
+              <w:top w:type="dxa" w:w="80"/>
+              <w:left w:type="dxa" w:w="100"/>
+              <w:bottom w:type="dxa" w:w="80"/>
+              <w:right w:type="dxa" w:w="100"/>
+            </w:tcMar>
+            <w:vAlign w:val="top"/>
+          </w:tcPr>
+          <w:p>
+            <w:pPr>
+              <w:spacing w:after="50" w:before="0"/>
+            </w:pPr>
+            <w:r>
+              <w:rPr>
+                <w:color w:val="BBBBBB"/>
+                <w:sz w:val="18"/>
+                <w:szCs w:val="18"/>
+              </w:rPr>
+              <w:t xml:space="preserve">____________________________</w:t>
+            </w:r>
+          </w:p>
+          <w:p>
+            <w:pPr>
+              <w:spacing w:after="50" w:before="0"/>
+            </w:pPr>
+            <w:r>
+              <w:rPr>
+                <w:color w:val="BBBBBB"/>
+                <w:sz w:val="18"/>
+                <w:szCs w:val="18"/>
+              </w:rPr>
+              <w:t xml:space="preserve">____________________________</w:t>
+            </w:r>
+          </w:p>
+          <w:p>
+            <w:pPr>
+              <w:spacing w:after="50" w:before="0"/>
+            </w:pPr>
+            <w:r>
+              <w:rPr>
+                <w:color w:val="BBBBBB"/>
+                <w:sz w:val="18"/>
+                <w:szCs w:val="18"/>
+              </w:rPr>
+              <w:t xml:space="preserve">____________________________</w:t>
+            </w:r>
+          </w:p>
+          <w:p>
+            <w:pPr>
+              <w:spacing w:after="50" w:before="0"/>
+            </w:pPr>
+            <w:r>
+              <w:rPr>
+                <w:color w:val="BBBBBB"/>
+                <w:sz w:val="18"/>
+                <w:szCs w:val="18"/>
+              </w:rPr>
+              <w:t xml:space="preserve">____________________________</w:t>
+            </w:r>
+          </w:p>
+        </w:tc>
+        <w:tc>
+          <w:tcPr>
+            <w:tcW w:type="dxa" w:w="3000"/>
+            <w:shd w:fill="FBF3E2" w:color="auto" w:val="clear"/>
+            <w:tcMar>
+              <w:top w:type="dxa" w:w="80"/>
+              <w:left w:type="dxa" w:w="100"/>
+              <w:bottom w:type="dxa" w:w="80"/>
+              <w:right w:type="dxa" w:w="100"/>
+            </w:tcMar>
+            <w:vAlign w:val="top"/>
+          </w:tcPr>
+          <w:p>
+            <w:pPr>
+              <w:spacing w:after="30" w:before="0"/>
+            </w:pPr>
+            <w:r>
+              <w:rPr>
+                <w:b/>
+                <w:bCs/>
+                <w:color w:val="0F2B3C"/>
+                <w:sz w:val="18"/>
+                <w:szCs w:val="18"/>
+              </w:rPr>
+              <w:t xml:space="preserve">Because... ________________</w:t>
+            </w:r>
+          </w:p>
+          <w:p>
+            <w:pPr>
+              <w:spacing w:after="50" w:before="0"/>
+            </w:pPr>
+            <w:r>
+              <w:rPr>
+                <w:color w:val="BBBBBB"/>
+                <w:sz w:val="18"/>
+                <w:szCs w:val="18"/>
+              </w:rPr>
+              <w:t xml:space="preserve">____________________________</w:t>
+            </w:r>
+          </w:p>
+          <w:p>
+            <w:pPr>
+              <w:spacing w:after="30" w:before="40"/>
+            </w:pPr>
+            <w:r>
+              <w:rPr>
+                <w:b/>
+                <w:bCs/>
+                <w:color w:val="1A6FB5"/>
+                <w:sz w:val="18"/>
+                <w:szCs w:val="18"/>
+              </w:rPr>
+              <w:t xml:space="preserve">Although... _______________</w:t>
+            </w:r>
+          </w:p>
+          <w:p>
+            <w:pPr>
+              <w:spacing w:after="50" w:before="0"/>
+            </w:pPr>
+            <w:r>
+              <w:rPr>
+                <w:color w:val="BBBBBB"/>
+                <w:sz w:val="18"/>
+                <w:szCs w:val="18"/>
+              </w:rPr>
+              <w:t xml:space="preserve">____________________________</w:t>
+            </w:r>
+          </w:p>
+          <w:p>
+            <w:pPr>
+              <w:spacing w:after="30" w:before="40"/>
+            </w:pPr>
+            <w:r>
+              <w:rPr>
+                <w:b/>
+                <w:bCs/>
+                <w:color w:val="7A5400"/>
+                <w:sz w:val="18"/>
+                <w:szCs w:val="18"/>
+              </w:rPr>
+              <w:t xml:space="preserve">Therefore... ______________</w:t>
+            </w:r>
+          </w:p>
+          <w:p>
+            <w:pPr>
+              <w:spacing w:after="50" w:before="0"/>
+            </w:pPr>
+            <w:r>
+              <w:rPr>
+                <w:color w:val="BBBBBB"/>
+                <w:sz w:val="18"/>
+                <w:szCs w:val="18"/>
+              </w:rPr>
+              <w:t xml:space="preserve">____________________________</w:t>
+            </w:r>
+          </w:p>
+        </w:tc>
+      </w:tr>
+    </w:tbl>
     <w:p>
       <w:pPr>
-        <w:spacing w:after="40" w:before="0"/>
-      </w:pPr>
-      <w:r>
-        <w:rPr>
-          <w:sz w:val="22"/>
-          <w:szCs w:val="22"/>
-        </w:rPr>
-        <w:t xml:space="preserve">2.  Total is 6, there are 3 numbers. Mean = 6 ÷ 3 = ___</w:t>
-      </w:r>
-    </w:p>
-    <w:p>
-      <w:pPr>
-        <w:spacing w:after="80" w:before="0"/>
-      </w:pPr>
-      <w:r>
-        <w:rPr>
-          <w:color w:val="BBBBBB"/>
-        </w:rPr>
-        <w:t xml:space="preserve">____________________________________________________</w:t>
-      </w:r>
-    </w:p>
-    <w:p>
-      <w:pPr>
-        <w:spacing w:after="40" w:before="0"/>
-      </w:pPr>
-      <w:r>
-        <w:rPr>
-          <w:sz w:val="22"/>
-          <w:szCs w:val="22"/>
-        </w:rPr>
-        <w:t xml:space="preserve">3.  Order least to greatest: 5, 1, 3. The middle is ___</w:t>
-      </w:r>
-    </w:p>
-    <w:p>
-      <w:pPr>
-        <w:spacing w:after="80" w:before="0"/>
-      </w:pPr>
-      <w:r>
-        <w:rPr>
-          <w:color w:val="BBBBBB"/>
-        </w:rPr>
-        <w:t xml:space="preserve">____________________________________________________</w:t>
+        <w:spacing w:after="60" w:before="0"/>
+      </w:pPr>
+      <w:r>
+        <w:t xml:space="preserve"/>
       </w:r>
     </w:p>
     <w:p>
@@ -225,86 +2464,935 @@
         <w:t xml:space="preserve">Find both center measures.</w:t>
       </w:r>
     </w:p>
+    <w:tbl>
+      <w:tblPr>
+        <w:tblW w:type="dxa" w:w="9360"/>
+        <w:tblBorders>
+          <w:top w:val="single" w:color="C7D2DD" w:sz="6"/>
+          <w:left w:val="single" w:color="C7D2DD" w:sz="6"/>
+          <w:bottom w:val="single" w:color="C7D2DD" w:sz="6"/>
+          <w:right w:val="single" w:color="C7D2DD" w:sz="6"/>
+          <w:insideH w:val="single" w:color="C7D2DD" w:sz="6"/>
+          <w:insideV w:val="single" w:color="C7D2DD" w:sz="6"/>
+        </w:tblBorders>
+      </w:tblPr>
+      <w:tblGrid>
+        <w:gridCol w:w="2800"/>
+        <w:gridCol w:w="3560"/>
+        <w:gridCol w:w="3000"/>
+      </w:tblGrid>
+      <w:tr>
+        <w:trPr>
+          <w:cantSplit/>
+          <w:tblHeader/>
+        </w:trPr>
+        <w:tc>
+          <w:tcPr>
+            <w:tcW w:type="dxa" w:w="2800"/>
+            <w:shd w:fill="EEF4F8" w:color="auto" w:val="clear"/>
+            <w:tcMar>
+              <w:top w:type="dxa" w:w="60"/>
+              <w:left w:type="dxa" w:w="100"/>
+              <w:bottom w:type="dxa" w:w="60"/>
+              <w:right w:type="dxa" w:w="100"/>
+            </w:tcMar>
+          </w:tcPr>
+          <w:p>
+            <w:pPr>
+              <w:spacing w:after="0" w:before="0"/>
+            </w:pPr>
+            <w:r>
+              <w:rPr>
+                <w:b/>
+                <w:bCs/>
+                <w:color w:val="0F2B3C"/>
+                <w:sz w:val="16"/>
+                <w:szCs w:val="16"/>
+              </w:rPr>
+              <w:t xml:space="preserve">CORE PROBLEM / GIVEN REPRESENTATION</w:t>
+            </w:r>
+          </w:p>
+        </w:tc>
+        <w:tc>
+          <w:tcPr>
+            <w:tcW w:type="dxa" w:w="3560"/>
+            <w:shd w:fill="EEF4F8" w:color="auto" w:val="clear"/>
+            <w:tcMar>
+              <w:top w:type="dxa" w:w="60"/>
+              <w:left w:type="dxa" w:w="100"/>
+              <w:bottom w:type="dxa" w:w="60"/>
+              <w:right w:type="dxa" w:w="100"/>
+            </w:tcMar>
+          </w:tcPr>
+          <w:p>
+            <w:pPr>
+              <w:spacing w:after="0" w:before="0"/>
+            </w:pPr>
+            <w:r>
+              <w:rPr>
+                <w:b/>
+                <w:bCs/>
+                <w:color w:val="0F2B3C"/>
+                <w:sz w:val="16"/>
+                <w:szCs w:val="16"/>
+              </w:rPr>
+              <w:t xml:space="preserve">WORKING SPACE / CALCULATION STEPS</w:t>
+            </w:r>
+          </w:p>
+        </w:tc>
+        <w:tc>
+          <w:tcPr>
+            <w:tcW w:type="dxa" w:w="3000"/>
+            <w:shd w:fill="FBF3E2" w:color="auto" w:val="clear"/>
+            <w:tcMar>
+              <w:top w:type="dxa" w:w="60"/>
+              <w:left w:type="dxa" w:w="100"/>
+              <w:bottom w:type="dxa" w:w="60"/>
+              <w:right w:type="dxa" w:w="100"/>
+            </w:tcMar>
+          </w:tcPr>
+          <w:p>
+            <w:pPr>
+              <w:spacing w:after="0" w:before="0"/>
+            </w:pPr>
+            <w:r>
+              <w:rPr>
+                <w:b/>
+                <w:bCs/>
+                <w:color w:val="7A5400"/>
+                <w:sz w:val="16"/>
+                <w:szCs w:val="16"/>
+              </w:rPr>
+              <w:t xml:space="preserve">EXPLAIN YOUR REASONING</w:t>
+            </w:r>
+          </w:p>
+        </w:tc>
+      </w:tr>
+      <w:tr>
+        <w:trPr>
+          <w:cantSplit/>
+        </w:trPr>
+        <w:tc>
+          <w:tcPr>
+            <w:tcW w:type="dxa" w:w="2800"/>
+            <w:tcMar>
+              <w:top w:type="dxa" w:w="80"/>
+              <w:left w:type="dxa" w:w="100"/>
+              <w:bottom w:type="dxa" w:w="80"/>
+              <w:right w:type="dxa" w:w="100"/>
+            </w:tcMar>
+            <w:vAlign w:val="top"/>
+          </w:tcPr>
+          <w:p>
+            <w:pPr>
+              <w:spacing w:after="40" w:before="0"/>
+            </w:pPr>
+            <w:r>
+              <w:rPr>
+                <w:b/>
+                <w:bCs/>
+                <w:color w:val="0F2B3C"/>
+                <w:sz w:val="20"/>
+                <w:szCs w:val="20"/>
+              </w:rPr>
+              <w:t xml:space="preserve">1.  Find the mean of 4, 4, 7: add, then divide by 3.</w:t>
+            </w:r>
+          </w:p>
+        </w:tc>
+        <w:tc>
+          <w:tcPr>
+            <w:tcW w:type="dxa" w:w="3560"/>
+            <w:tcMar>
+              <w:top w:type="dxa" w:w="80"/>
+              <w:left w:type="dxa" w:w="100"/>
+              <w:bottom w:type="dxa" w:w="80"/>
+              <w:right w:type="dxa" w:w="100"/>
+            </w:tcMar>
+            <w:vAlign w:val="top"/>
+          </w:tcPr>
+          <w:p>
+            <w:pPr>
+              <w:spacing w:after="50" w:before="0"/>
+            </w:pPr>
+            <w:r>
+              <w:rPr>
+                <w:color w:val="BBBBBB"/>
+                <w:sz w:val="18"/>
+                <w:szCs w:val="18"/>
+              </w:rPr>
+              <w:t xml:space="preserve">____________________________</w:t>
+            </w:r>
+          </w:p>
+          <w:p>
+            <w:pPr>
+              <w:spacing w:after="50" w:before="0"/>
+            </w:pPr>
+            <w:r>
+              <w:rPr>
+                <w:color w:val="BBBBBB"/>
+                <w:sz w:val="18"/>
+                <w:szCs w:val="18"/>
+              </w:rPr>
+              <w:t xml:space="preserve">____________________________</w:t>
+            </w:r>
+          </w:p>
+          <w:p>
+            <w:pPr>
+              <w:spacing w:after="50" w:before="0"/>
+            </w:pPr>
+            <w:r>
+              <w:rPr>
+                <w:color w:val="BBBBBB"/>
+                <w:sz w:val="18"/>
+                <w:szCs w:val="18"/>
+              </w:rPr>
+              <w:t xml:space="preserve">____________________________</w:t>
+            </w:r>
+          </w:p>
+          <w:p>
+            <w:pPr>
+              <w:spacing w:after="50" w:before="0"/>
+            </w:pPr>
+            <w:r>
+              <w:rPr>
+                <w:color w:val="BBBBBB"/>
+                <w:sz w:val="18"/>
+                <w:szCs w:val="18"/>
+              </w:rPr>
+              <w:t xml:space="preserve">____________________________</w:t>
+            </w:r>
+          </w:p>
+        </w:tc>
+        <w:tc>
+          <w:tcPr>
+            <w:tcW w:type="dxa" w:w="3000"/>
+            <w:shd w:fill="FBF3E2" w:color="auto" w:val="clear"/>
+            <w:tcMar>
+              <w:top w:type="dxa" w:w="80"/>
+              <w:left w:type="dxa" w:w="100"/>
+              <w:bottom w:type="dxa" w:w="80"/>
+              <w:right w:type="dxa" w:w="100"/>
+            </w:tcMar>
+            <w:vAlign w:val="top"/>
+          </w:tcPr>
+          <w:p>
+            <w:pPr>
+              <w:spacing w:after="30" w:before="0"/>
+            </w:pPr>
+            <w:r>
+              <w:rPr>
+                <w:b/>
+                <w:bCs/>
+                <w:color w:val="0F2B3C"/>
+                <w:sz w:val="18"/>
+                <w:szCs w:val="18"/>
+              </w:rPr>
+              <w:t xml:space="preserve">Because... ________________</w:t>
+            </w:r>
+          </w:p>
+          <w:p>
+            <w:pPr>
+              <w:spacing w:after="50" w:before="0"/>
+            </w:pPr>
+            <w:r>
+              <w:rPr>
+                <w:color w:val="BBBBBB"/>
+                <w:sz w:val="18"/>
+                <w:szCs w:val="18"/>
+              </w:rPr>
+              <w:t xml:space="preserve">____________________________</w:t>
+            </w:r>
+          </w:p>
+          <w:p>
+            <w:pPr>
+              <w:spacing w:after="30" w:before="40"/>
+            </w:pPr>
+            <w:r>
+              <w:rPr>
+                <w:b/>
+                <w:bCs/>
+                <w:color w:val="1A6FB5"/>
+                <w:sz w:val="18"/>
+                <w:szCs w:val="18"/>
+              </w:rPr>
+              <w:t xml:space="preserve">Although... _______________</w:t>
+            </w:r>
+          </w:p>
+          <w:p>
+            <w:pPr>
+              <w:spacing w:after="50" w:before="0"/>
+            </w:pPr>
+            <w:r>
+              <w:rPr>
+                <w:color w:val="BBBBBB"/>
+                <w:sz w:val="18"/>
+                <w:szCs w:val="18"/>
+              </w:rPr>
+              <w:t xml:space="preserve">____________________________</w:t>
+            </w:r>
+          </w:p>
+          <w:p>
+            <w:pPr>
+              <w:spacing w:after="30" w:before="40"/>
+            </w:pPr>
+            <w:r>
+              <w:rPr>
+                <w:b/>
+                <w:bCs/>
+                <w:color w:val="7A5400"/>
+                <w:sz w:val="18"/>
+                <w:szCs w:val="18"/>
+              </w:rPr>
+              <w:t xml:space="preserve">Therefore... ______________</w:t>
+            </w:r>
+          </w:p>
+          <w:p>
+            <w:pPr>
+              <w:spacing w:after="50" w:before="0"/>
+            </w:pPr>
+            <w:r>
+              <w:rPr>
+                <w:color w:val="BBBBBB"/>
+                <w:sz w:val="18"/>
+                <w:szCs w:val="18"/>
+              </w:rPr>
+              <w:t xml:space="preserve">____________________________</w:t>
+            </w:r>
+          </w:p>
+        </w:tc>
+      </w:tr>
+    </w:tbl>
     <w:p>
       <w:pPr>
-        <w:spacing w:after="40" w:before="0"/>
-      </w:pPr>
-      <w:r>
-        <w:rPr>
-          <w:sz w:val="22"/>
-          <w:szCs w:val="22"/>
-        </w:rPr>
-        <w:t xml:space="preserve">1.  Find the mean of 4, 4, 7: add, then divide by 3.</w:t>
+        <w:spacing w:after="60" w:before="0"/>
+      </w:pPr>
+      <w:r>
+        <w:t xml:space="preserve"/>
       </w:r>
     </w:p>
+    <w:tbl>
+      <w:tblPr>
+        <w:tblW w:type="dxa" w:w="9360"/>
+        <w:tblBorders>
+          <w:top w:val="single" w:color="C7D2DD" w:sz="6"/>
+          <w:left w:val="single" w:color="C7D2DD" w:sz="6"/>
+          <w:bottom w:val="single" w:color="C7D2DD" w:sz="6"/>
+          <w:right w:val="single" w:color="C7D2DD" w:sz="6"/>
+          <w:insideH w:val="single" w:color="C7D2DD" w:sz="6"/>
+          <w:insideV w:val="single" w:color="C7D2DD" w:sz="6"/>
+        </w:tblBorders>
+      </w:tblPr>
+      <w:tblGrid>
+        <w:gridCol w:w="2800"/>
+        <w:gridCol w:w="3560"/>
+        <w:gridCol w:w="3000"/>
+      </w:tblGrid>
+      <w:tr>
+        <w:trPr>
+          <w:cantSplit/>
+          <w:tblHeader/>
+        </w:trPr>
+        <w:tc>
+          <w:tcPr>
+            <w:tcW w:type="dxa" w:w="2800"/>
+            <w:shd w:fill="EEF4F8" w:color="auto" w:val="clear"/>
+            <w:tcMar>
+              <w:top w:type="dxa" w:w="60"/>
+              <w:left w:type="dxa" w:w="100"/>
+              <w:bottom w:type="dxa" w:w="60"/>
+              <w:right w:type="dxa" w:w="100"/>
+            </w:tcMar>
+          </w:tcPr>
+          <w:p>
+            <w:pPr>
+              <w:spacing w:after="0" w:before="0"/>
+            </w:pPr>
+            <w:r>
+              <w:rPr>
+                <w:b/>
+                <w:bCs/>
+                <w:color w:val="0F2B3C"/>
+                <w:sz w:val="16"/>
+                <w:szCs w:val="16"/>
+              </w:rPr>
+              <w:t xml:space="preserve">CORE PROBLEM / GIVEN REPRESENTATION</w:t>
+            </w:r>
+          </w:p>
+        </w:tc>
+        <w:tc>
+          <w:tcPr>
+            <w:tcW w:type="dxa" w:w="3560"/>
+            <w:shd w:fill="EEF4F8" w:color="auto" w:val="clear"/>
+            <w:tcMar>
+              <w:top w:type="dxa" w:w="60"/>
+              <w:left w:type="dxa" w:w="100"/>
+              <w:bottom w:type="dxa" w:w="60"/>
+              <w:right w:type="dxa" w:w="100"/>
+            </w:tcMar>
+          </w:tcPr>
+          <w:p>
+            <w:pPr>
+              <w:spacing w:after="0" w:before="0"/>
+            </w:pPr>
+            <w:r>
+              <w:rPr>
+                <w:b/>
+                <w:bCs/>
+                <w:color w:val="0F2B3C"/>
+                <w:sz w:val="16"/>
+                <w:szCs w:val="16"/>
+              </w:rPr>
+              <w:t xml:space="preserve">WORKING SPACE / CALCULATION STEPS</w:t>
+            </w:r>
+          </w:p>
+        </w:tc>
+        <w:tc>
+          <w:tcPr>
+            <w:tcW w:type="dxa" w:w="3000"/>
+            <w:shd w:fill="FBF3E2" w:color="auto" w:val="clear"/>
+            <w:tcMar>
+              <w:top w:type="dxa" w:w="60"/>
+              <w:left w:type="dxa" w:w="100"/>
+              <w:bottom w:type="dxa" w:w="60"/>
+              <w:right w:type="dxa" w:w="100"/>
+            </w:tcMar>
+          </w:tcPr>
+          <w:p>
+            <w:pPr>
+              <w:spacing w:after="0" w:before="0"/>
+            </w:pPr>
+            <w:r>
+              <w:rPr>
+                <w:b/>
+                <w:bCs/>
+                <w:color w:val="7A5400"/>
+                <w:sz w:val="16"/>
+                <w:szCs w:val="16"/>
+              </w:rPr>
+              <w:t xml:space="preserve">EXPLAIN YOUR REASONING</w:t>
+            </w:r>
+          </w:p>
+        </w:tc>
+      </w:tr>
+      <w:tr>
+        <w:trPr>
+          <w:cantSplit/>
+        </w:trPr>
+        <w:tc>
+          <w:tcPr>
+            <w:tcW w:type="dxa" w:w="2800"/>
+            <w:tcMar>
+              <w:top w:type="dxa" w:w="80"/>
+              <w:left w:type="dxa" w:w="100"/>
+              <w:bottom w:type="dxa" w:w="80"/>
+              <w:right w:type="dxa" w:w="100"/>
+            </w:tcMar>
+            <w:vAlign w:val="top"/>
+          </w:tcPr>
+          <w:p>
+            <w:pPr>
+              <w:spacing w:after="40" w:before="0"/>
+            </w:pPr>
+            <w:r>
+              <w:rPr>
+                <w:b/>
+                <w:bCs/>
+                <w:color w:val="0F2B3C"/>
+                <w:sz w:val="20"/>
+                <w:szCs w:val="20"/>
+              </w:rPr>
+              <w:t xml:space="preserve">2.  Find the median of 8, 2, 6: order, then take the middle.</w:t>
+            </w:r>
+          </w:p>
+        </w:tc>
+        <w:tc>
+          <w:tcPr>
+            <w:tcW w:type="dxa" w:w="3560"/>
+            <w:tcMar>
+              <w:top w:type="dxa" w:w="80"/>
+              <w:left w:type="dxa" w:w="100"/>
+              <w:bottom w:type="dxa" w:w="80"/>
+              <w:right w:type="dxa" w:w="100"/>
+            </w:tcMar>
+            <w:vAlign w:val="top"/>
+          </w:tcPr>
+          <w:p>
+            <w:pPr>
+              <w:spacing w:after="50" w:before="0"/>
+            </w:pPr>
+            <w:r>
+              <w:rPr>
+                <w:color w:val="BBBBBB"/>
+                <w:sz w:val="18"/>
+                <w:szCs w:val="18"/>
+              </w:rPr>
+              <w:t xml:space="preserve">____________________________</w:t>
+            </w:r>
+          </w:p>
+          <w:p>
+            <w:pPr>
+              <w:spacing w:after="50" w:before="0"/>
+            </w:pPr>
+            <w:r>
+              <w:rPr>
+                <w:color w:val="BBBBBB"/>
+                <w:sz w:val="18"/>
+                <w:szCs w:val="18"/>
+              </w:rPr>
+              <w:t xml:space="preserve">____________________________</w:t>
+            </w:r>
+          </w:p>
+          <w:p>
+            <w:pPr>
+              <w:spacing w:after="50" w:before="0"/>
+            </w:pPr>
+            <w:r>
+              <w:rPr>
+                <w:color w:val="BBBBBB"/>
+                <w:sz w:val="18"/>
+                <w:szCs w:val="18"/>
+              </w:rPr>
+              <w:t xml:space="preserve">____________________________</w:t>
+            </w:r>
+          </w:p>
+          <w:p>
+            <w:pPr>
+              <w:spacing w:after="50" w:before="0"/>
+            </w:pPr>
+            <w:r>
+              <w:rPr>
+                <w:color w:val="BBBBBB"/>
+                <w:sz w:val="18"/>
+                <w:szCs w:val="18"/>
+              </w:rPr>
+              <w:t xml:space="preserve">____________________________</w:t>
+            </w:r>
+          </w:p>
+        </w:tc>
+        <w:tc>
+          <w:tcPr>
+            <w:tcW w:type="dxa" w:w="3000"/>
+            <w:shd w:fill="FBF3E2" w:color="auto" w:val="clear"/>
+            <w:tcMar>
+              <w:top w:type="dxa" w:w="80"/>
+              <w:left w:type="dxa" w:w="100"/>
+              <w:bottom w:type="dxa" w:w="80"/>
+              <w:right w:type="dxa" w:w="100"/>
+            </w:tcMar>
+            <w:vAlign w:val="top"/>
+          </w:tcPr>
+          <w:p>
+            <w:pPr>
+              <w:spacing w:after="30" w:before="0"/>
+            </w:pPr>
+            <w:r>
+              <w:rPr>
+                <w:b/>
+                <w:bCs/>
+                <w:color w:val="0F2B3C"/>
+                <w:sz w:val="18"/>
+                <w:szCs w:val="18"/>
+              </w:rPr>
+              <w:t xml:space="preserve">Because... ________________</w:t>
+            </w:r>
+          </w:p>
+          <w:p>
+            <w:pPr>
+              <w:spacing w:after="50" w:before="0"/>
+            </w:pPr>
+            <w:r>
+              <w:rPr>
+                <w:color w:val="BBBBBB"/>
+                <w:sz w:val="18"/>
+                <w:szCs w:val="18"/>
+              </w:rPr>
+              <w:t xml:space="preserve">____________________________</w:t>
+            </w:r>
+          </w:p>
+          <w:p>
+            <w:pPr>
+              <w:spacing w:after="30" w:before="40"/>
+            </w:pPr>
+            <w:r>
+              <w:rPr>
+                <w:b/>
+                <w:bCs/>
+                <w:color w:val="1A6FB5"/>
+                <w:sz w:val="18"/>
+                <w:szCs w:val="18"/>
+              </w:rPr>
+              <w:t xml:space="preserve">Although... _______________</w:t>
+            </w:r>
+          </w:p>
+          <w:p>
+            <w:pPr>
+              <w:spacing w:after="50" w:before="0"/>
+            </w:pPr>
+            <w:r>
+              <w:rPr>
+                <w:color w:val="BBBBBB"/>
+                <w:sz w:val="18"/>
+                <w:szCs w:val="18"/>
+              </w:rPr>
+              <w:t xml:space="preserve">____________________________</w:t>
+            </w:r>
+          </w:p>
+          <w:p>
+            <w:pPr>
+              <w:spacing w:after="30" w:before="40"/>
+            </w:pPr>
+            <w:r>
+              <w:rPr>
+                <w:b/>
+                <w:bCs/>
+                <w:color w:val="7A5400"/>
+                <w:sz w:val="18"/>
+                <w:szCs w:val="18"/>
+              </w:rPr>
+              <w:t xml:space="preserve">Therefore... ______________</w:t>
+            </w:r>
+          </w:p>
+          <w:p>
+            <w:pPr>
+              <w:spacing w:after="50" w:before="0"/>
+            </w:pPr>
+            <w:r>
+              <w:rPr>
+                <w:color w:val="BBBBBB"/>
+                <w:sz w:val="18"/>
+                <w:szCs w:val="18"/>
+              </w:rPr>
+              <w:t xml:space="preserve">____________________________</w:t>
+            </w:r>
+          </w:p>
+        </w:tc>
+      </w:tr>
+    </w:tbl>
     <w:p>
       <w:pPr>
-        <w:spacing w:after="80" w:before="0"/>
-      </w:pPr>
-      <w:r>
-        <w:rPr>
-          <w:color w:val="BBBBBB"/>
-        </w:rPr>
-        <w:t xml:space="preserve">____________________________________________________</w:t>
+        <w:spacing w:after="60" w:before="0"/>
+      </w:pPr>
+      <w:r>
+        <w:t xml:space="preserve"/>
       </w:r>
     </w:p>
+    <w:tbl>
+      <w:tblPr>
+        <w:tblW w:type="dxa" w:w="9360"/>
+        <w:tblBorders>
+          <w:top w:val="single" w:color="C7D2DD" w:sz="6"/>
+          <w:left w:val="single" w:color="C7D2DD" w:sz="6"/>
+          <w:bottom w:val="single" w:color="C7D2DD" w:sz="6"/>
+          <w:right w:val="single" w:color="C7D2DD" w:sz="6"/>
+          <w:insideH w:val="single" w:color="C7D2DD" w:sz="6"/>
+          <w:insideV w:val="single" w:color="C7D2DD" w:sz="6"/>
+        </w:tblBorders>
+      </w:tblPr>
+      <w:tblGrid>
+        <w:gridCol w:w="2800"/>
+        <w:gridCol w:w="3560"/>
+        <w:gridCol w:w="3000"/>
+      </w:tblGrid>
+      <w:tr>
+        <w:trPr>
+          <w:cantSplit/>
+          <w:tblHeader/>
+        </w:trPr>
+        <w:tc>
+          <w:tcPr>
+            <w:tcW w:type="dxa" w:w="2800"/>
+            <w:shd w:fill="EEF4F8" w:color="auto" w:val="clear"/>
+            <w:tcMar>
+              <w:top w:type="dxa" w:w="60"/>
+              <w:left w:type="dxa" w:w="100"/>
+              <w:bottom w:type="dxa" w:w="60"/>
+              <w:right w:type="dxa" w:w="100"/>
+            </w:tcMar>
+          </w:tcPr>
+          <w:p>
+            <w:pPr>
+              <w:spacing w:after="0" w:before="0"/>
+            </w:pPr>
+            <w:r>
+              <w:rPr>
+                <w:b/>
+                <w:bCs/>
+                <w:color w:val="0F2B3C"/>
+                <w:sz w:val="16"/>
+                <w:szCs w:val="16"/>
+              </w:rPr>
+              <w:t xml:space="preserve">CORE PROBLEM / GIVEN REPRESENTATION</w:t>
+            </w:r>
+          </w:p>
+        </w:tc>
+        <w:tc>
+          <w:tcPr>
+            <w:tcW w:type="dxa" w:w="3560"/>
+            <w:shd w:fill="EEF4F8" w:color="auto" w:val="clear"/>
+            <w:tcMar>
+              <w:top w:type="dxa" w:w="60"/>
+              <w:left w:type="dxa" w:w="100"/>
+              <w:bottom w:type="dxa" w:w="60"/>
+              <w:right w:type="dxa" w:w="100"/>
+            </w:tcMar>
+          </w:tcPr>
+          <w:p>
+            <w:pPr>
+              <w:spacing w:after="0" w:before="0"/>
+            </w:pPr>
+            <w:r>
+              <w:rPr>
+                <w:b/>
+                <w:bCs/>
+                <w:color w:val="0F2B3C"/>
+                <w:sz w:val="16"/>
+                <w:szCs w:val="16"/>
+              </w:rPr>
+              <w:t xml:space="preserve">WORKING SPACE / CALCULATION STEPS</w:t>
+            </w:r>
+          </w:p>
+        </w:tc>
+        <w:tc>
+          <w:tcPr>
+            <w:tcW w:type="dxa" w:w="3000"/>
+            <w:shd w:fill="FBF3E2" w:color="auto" w:val="clear"/>
+            <w:tcMar>
+              <w:top w:type="dxa" w:w="60"/>
+              <w:left w:type="dxa" w:w="100"/>
+              <w:bottom w:type="dxa" w:w="60"/>
+              <w:right w:type="dxa" w:w="100"/>
+            </w:tcMar>
+          </w:tcPr>
+          <w:p>
+            <w:pPr>
+              <w:spacing w:after="0" w:before="0"/>
+            </w:pPr>
+            <w:r>
+              <w:rPr>
+                <w:b/>
+                <w:bCs/>
+                <w:color w:val="7A5400"/>
+                <w:sz w:val="16"/>
+                <w:szCs w:val="16"/>
+              </w:rPr>
+              <w:t xml:space="preserve">EXPLAIN YOUR REASONING</w:t>
+            </w:r>
+          </w:p>
+        </w:tc>
+      </w:tr>
+      <w:tr>
+        <w:trPr>
+          <w:cantSplit/>
+        </w:trPr>
+        <w:tc>
+          <w:tcPr>
+            <w:tcW w:type="dxa" w:w="2800"/>
+            <w:tcMar>
+              <w:top w:type="dxa" w:w="80"/>
+              <w:left w:type="dxa" w:w="100"/>
+              <w:bottom w:type="dxa" w:w="80"/>
+              <w:right w:type="dxa" w:w="100"/>
+            </w:tcMar>
+            <w:vAlign w:val="top"/>
+          </w:tcPr>
+          <w:p>
+            <w:pPr>
+              <w:spacing w:after="40" w:before="0"/>
+            </w:pPr>
+            <w:r>
+              <w:rPr>
+                <w:b/>
+                <w:bCs/>
+                <w:color w:val="0F2B3C"/>
+                <w:sz w:val="20"/>
+                <w:szCs w:val="20"/>
+              </w:rPr>
+              <w:t xml:space="preserve">3.  In 3, 4, 5, 30, which value is the outlier (far from the rest)?</w:t>
+            </w:r>
+          </w:p>
+          <w:p>
+            <w:pPr>
+              <w:spacing w:after="0" w:before="0"/>
+            </w:pPr>
+            <w:r>
+              <w:rPr>
+                <w:color w:val="5E6E7E"/>
+                <w:sz w:val="18"/>
+                <w:szCs w:val="18"/>
+              </w:rPr>
+              <w:t xml:space="preserve">Choices: 3   /   4   /   5   /   30</w:t>
+            </w:r>
+          </w:p>
+        </w:tc>
+        <w:tc>
+          <w:tcPr>
+            <w:tcW w:type="dxa" w:w="3560"/>
+            <w:tcMar>
+              <w:top w:type="dxa" w:w="80"/>
+              <w:left w:type="dxa" w:w="100"/>
+              <w:bottom w:type="dxa" w:w="80"/>
+              <w:right w:type="dxa" w:w="100"/>
+            </w:tcMar>
+            <w:vAlign w:val="top"/>
+          </w:tcPr>
+          <w:p>
+            <w:pPr>
+              <w:spacing w:after="50" w:before="0"/>
+            </w:pPr>
+            <w:r>
+              <w:rPr>
+                <w:color w:val="BBBBBB"/>
+                <w:sz w:val="18"/>
+                <w:szCs w:val="18"/>
+              </w:rPr>
+              <w:t xml:space="preserve">____________________________</w:t>
+            </w:r>
+          </w:p>
+          <w:p>
+            <w:pPr>
+              <w:spacing w:after="50" w:before="0"/>
+            </w:pPr>
+            <w:r>
+              <w:rPr>
+                <w:color w:val="BBBBBB"/>
+                <w:sz w:val="18"/>
+                <w:szCs w:val="18"/>
+              </w:rPr>
+              <w:t xml:space="preserve">____________________________</w:t>
+            </w:r>
+          </w:p>
+          <w:p>
+            <w:pPr>
+              <w:spacing w:after="50" w:before="0"/>
+            </w:pPr>
+            <w:r>
+              <w:rPr>
+                <w:color w:val="BBBBBB"/>
+                <w:sz w:val="18"/>
+                <w:szCs w:val="18"/>
+              </w:rPr>
+              <w:t xml:space="preserve">____________________________</w:t>
+            </w:r>
+          </w:p>
+          <w:p>
+            <w:pPr>
+              <w:spacing w:after="50" w:before="0"/>
+            </w:pPr>
+            <w:r>
+              <w:rPr>
+                <w:color w:val="BBBBBB"/>
+                <w:sz w:val="18"/>
+                <w:szCs w:val="18"/>
+              </w:rPr>
+              <w:t xml:space="preserve">____________________________</w:t>
+            </w:r>
+          </w:p>
+        </w:tc>
+        <w:tc>
+          <w:tcPr>
+            <w:tcW w:type="dxa" w:w="3000"/>
+            <w:shd w:fill="FBF3E2" w:color="auto" w:val="clear"/>
+            <w:tcMar>
+              <w:top w:type="dxa" w:w="80"/>
+              <w:left w:type="dxa" w:w="100"/>
+              <w:bottom w:type="dxa" w:w="80"/>
+              <w:right w:type="dxa" w:w="100"/>
+            </w:tcMar>
+            <w:vAlign w:val="top"/>
+          </w:tcPr>
+          <w:p>
+            <w:pPr>
+              <w:spacing w:after="30" w:before="0"/>
+            </w:pPr>
+            <w:r>
+              <w:rPr>
+                <w:b/>
+                <w:bCs/>
+                <w:color w:val="0F2B3C"/>
+                <w:sz w:val="18"/>
+                <w:szCs w:val="18"/>
+              </w:rPr>
+              <w:t xml:space="preserve">Because... ________________</w:t>
+            </w:r>
+          </w:p>
+          <w:p>
+            <w:pPr>
+              <w:spacing w:after="50" w:before="0"/>
+            </w:pPr>
+            <w:r>
+              <w:rPr>
+                <w:color w:val="BBBBBB"/>
+                <w:sz w:val="18"/>
+                <w:szCs w:val="18"/>
+              </w:rPr>
+              <w:t xml:space="preserve">____________________________</w:t>
+            </w:r>
+          </w:p>
+          <w:p>
+            <w:pPr>
+              <w:spacing w:after="30" w:before="40"/>
+            </w:pPr>
+            <w:r>
+              <w:rPr>
+                <w:b/>
+                <w:bCs/>
+                <w:color w:val="1A6FB5"/>
+                <w:sz w:val="18"/>
+                <w:szCs w:val="18"/>
+              </w:rPr>
+              <w:t xml:space="preserve">Although... _______________</w:t>
+            </w:r>
+          </w:p>
+          <w:p>
+            <w:pPr>
+              <w:spacing w:after="50" w:before="0"/>
+            </w:pPr>
+            <w:r>
+              <w:rPr>
+                <w:color w:val="BBBBBB"/>
+                <w:sz w:val="18"/>
+                <w:szCs w:val="18"/>
+              </w:rPr>
+              <w:t xml:space="preserve">____________________________</w:t>
+            </w:r>
+          </w:p>
+          <w:p>
+            <w:pPr>
+              <w:spacing w:after="30" w:before="40"/>
+            </w:pPr>
+            <w:r>
+              <w:rPr>
+                <w:b/>
+                <w:bCs/>
+                <w:color w:val="7A5400"/>
+                <w:sz w:val="18"/>
+                <w:szCs w:val="18"/>
+              </w:rPr>
+              <w:t xml:space="preserve">Therefore... ______________</w:t>
+            </w:r>
+          </w:p>
+          <w:p>
+            <w:pPr>
+              <w:spacing w:after="50" w:before="0"/>
+            </w:pPr>
+            <w:r>
+              <w:rPr>
+                <w:color w:val="BBBBBB"/>
+                <w:sz w:val="18"/>
+                <w:szCs w:val="18"/>
+              </w:rPr>
+              <w:t xml:space="preserve">____________________________</w:t>
+            </w:r>
+          </w:p>
+        </w:tc>
+      </w:tr>
+    </w:tbl>
     <w:p>
       <w:pPr>
-        <w:spacing w:after="40" w:before="0"/>
-      </w:pPr>
-      <w:r>
-        <w:rPr>
-          <w:sz w:val="22"/>
-          <w:szCs w:val="22"/>
-        </w:rPr>
-        <w:t xml:space="preserve">2.  Find the median of 8, 2, 6: order, then take the middle.</w:t>
-      </w:r>
-    </w:p>
-    <w:p>
-      <w:pPr>
-        <w:spacing w:after="80" w:before="0"/>
-      </w:pPr>
-      <w:r>
-        <w:rPr>
-          <w:color w:val="BBBBBB"/>
-        </w:rPr>
-        <w:t xml:space="preserve">____________________________________________________</w:t>
-      </w:r>
-    </w:p>
-    <w:p>
-      <w:pPr>
-        <w:spacing w:after="40" w:before="0"/>
-      </w:pPr>
-      <w:r>
-        <w:rPr>
-          <w:sz w:val="22"/>
-          <w:szCs w:val="22"/>
-        </w:rPr>
-        <w:t xml:space="preserve">3.  In 3, 4, 5, 30, which value is the outlier (far from the rest)?</w:t>
-      </w:r>
-    </w:p>
-    <w:p>
-      <w:pPr>
-        <w:spacing w:after="40" w:before="0"/>
-      </w:pPr>
-      <w:r>
-        <w:rPr>
-          <w:color w:val="5E6E7E"/>
-          <w:sz w:val="20"/>
-          <w:szCs w:val="20"/>
-        </w:rPr>
-        <w:t xml:space="preserve">     choices: 3   /   4   /   5   /   30</w:t>
-      </w:r>
-    </w:p>
-    <w:p>
-      <w:pPr>
-        <w:spacing w:after="80" w:before="0"/>
-      </w:pPr>
-      <w:r>
-        <w:rPr>
-          <w:color w:val="BBBBBB"/>
-        </w:rPr>
-        <w:t xml:space="preserve">____________________________________________________</w:t>
+        <w:spacing w:after="60" w:before="0"/>
+      </w:pPr>
+      <w:r>
+        <w:t xml:space="preserve"/>
       </w:r>
     </w:p>
     <w:p>
@@ -336,50 +3424,616 @@
         <w:t xml:space="preserve">See how an outlier moves the mean.</w:t>
       </w:r>
     </w:p>
+    <w:tbl>
+      <w:tblPr>
+        <w:tblW w:type="dxa" w:w="9360"/>
+        <w:tblBorders>
+          <w:top w:val="single" w:color="C7D2DD" w:sz="6"/>
+          <w:left w:val="single" w:color="C7D2DD" w:sz="6"/>
+          <w:bottom w:val="single" w:color="C7D2DD" w:sz="6"/>
+          <w:right w:val="single" w:color="C7D2DD" w:sz="6"/>
+          <w:insideH w:val="single" w:color="C7D2DD" w:sz="6"/>
+          <w:insideV w:val="single" w:color="C7D2DD" w:sz="6"/>
+        </w:tblBorders>
+      </w:tblPr>
+      <w:tblGrid>
+        <w:gridCol w:w="2800"/>
+        <w:gridCol w:w="3560"/>
+        <w:gridCol w:w="3000"/>
+      </w:tblGrid>
+      <w:tr>
+        <w:trPr>
+          <w:cantSplit/>
+          <w:tblHeader/>
+        </w:trPr>
+        <w:tc>
+          <w:tcPr>
+            <w:tcW w:type="dxa" w:w="2800"/>
+            <w:shd w:fill="EEF4F8" w:color="auto" w:val="clear"/>
+            <w:tcMar>
+              <w:top w:type="dxa" w:w="60"/>
+              <w:left w:type="dxa" w:w="100"/>
+              <w:bottom w:type="dxa" w:w="60"/>
+              <w:right w:type="dxa" w:w="100"/>
+            </w:tcMar>
+          </w:tcPr>
+          <w:p>
+            <w:pPr>
+              <w:spacing w:after="0" w:before="0"/>
+            </w:pPr>
+            <w:r>
+              <w:rPr>
+                <w:b/>
+                <w:bCs/>
+                <w:color w:val="0F2B3C"/>
+                <w:sz w:val="16"/>
+                <w:szCs w:val="16"/>
+              </w:rPr>
+              <w:t xml:space="preserve">CORE PROBLEM / GIVEN REPRESENTATION</w:t>
+            </w:r>
+          </w:p>
+        </w:tc>
+        <w:tc>
+          <w:tcPr>
+            <w:tcW w:type="dxa" w:w="3560"/>
+            <w:shd w:fill="EEF4F8" w:color="auto" w:val="clear"/>
+            <w:tcMar>
+              <w:top w:type="dxa" w:w="60"/>
+              <w:left w:type="dxa" w:w="100"/>
+              <w:bottom w:type="dxa" w:w="60"/>
+              <w:right w:type="dxa" w:w="100"/>
+            </w:tcMar>
+          </w:tcPr>
+          <w:p>
+            <w:pPr>
+              <w:spacing w:after="0" w:before="0"/>
+            </w:pPr>
+            <w:r>
+              <w:rPr>
+                <w:b/>
+                <w:bCs/>
+                <w:color w:val="0F2B3C"/>
+                <w:sz w:val="16"/>
+                <w:szCs w:val="16"/>
+              </w:rPr>
+              <w:t xml:space="preserve">WORKING SPACE / CALCULATION STEPS</w:t>
+            </w:r>
+          </w:p>
+        </w:tc>
+        <w:tc>
+          <w:tcPr>
+            <w:tcW w:type="dxa" w:w="3000"/>
+            <w:shd w:fill="FBF3E2" w:color="auto" w:val="clear"/>
+            <w:tcMar>
+              <w:top w:type="dxa" w:w="60"/>
+              <w:left w:type="dxa" w:w="100"/>
+              <w:bottom w:type="dxa" w:w="60"/>
+              <w:right w:type="dxa" w:w="100"/>
+            </w:tcMar>
+          </w:tcPr>
+          <w:p>
+            <w:pPr>
+              <w:spacing w:after="0" w:before="0"/>
+            </w:pPr>
+            <w:r>
+              <w:rPr>
+                <w:b/>
+                <w:bCs/>
+                <w:color w:val="7A5400"/>
+                <w:sz w:val="16"/>
+                <w:szCs w:val="16"/>
+              </w:rPr>
+              <w:t xml:space="preserve">EXPLAIN YOUR REASONING</w:t>
+            </w:r>
+          </w:p>
+        </w:tc>
+      </w:tr>
+      <w:tr>
+        <w:trPr>
+          <w:cantSplit/>
+        </w:trPr>
+        <w:tc>
+          <w:tcPr>
+            <w:tcW w:type="dxa" w:w="2800"/>
+            <w:tcMar>
+              <w:top w:type="dxa" w:w="80"/>
+              <w:left w:type="dxa" w:w="100"/>
+              <w:bottom w:type="dxa" w:w="80"/>
+              <w:right w:type="dxa" w:w="100"/>
+            </w:tcMar>
+            <w:vAlign w:val="top"/>
+          </w:tcPr>
+          <w:p>
+            <w:pPr>
+              <w:spacing w:after="40" w:before="0"/>
+            </w:pPr>
+            <w:r>
+              <w:rPr>
+                <w:b/>
+                <w:bCs/>
+                <w:color w:val="0F2B3C"/>
+                <w:sz w:val="20"/>
+                <w:szCs w:val="20"/>
+              </w:rPr>
+              <w:t xml:space="preserve">1.  Find the mean of 2, 4, 6, 8: add, then divide by 4.</w:t>
+            </w:r>
+          </w:p>
+        </w:tc>
+        <w:tc>
+          <w:tcPr>
+            <w:tcW w:type="dxa" w:w="3560"/>
+            <w:tcMar>
+              <w:top w:type="dxa" w:w="80"/>
+              <w:left w:type="dxa" w:w="100"/>
+              <w:bottom w:type="dxa" w:w="80"/>
+              <w:right w:type="dxa" w:w="100"/>
+            </w:tcMar>
+            <w:vAlign w:val="top"/>
+          </w:tcPr>
+          <w:p>
+            <w:pPr>
+              <w:spacing w:after="50" w:before="0"/>
+            </w:pPr>
+            <w:r>
+              <w:rPr>
+                <w:color w:val="BBBBBB"/>
+                <w:sz w:val="18"/>
+                <w:szCs w:val="18"/>
+              </w:rPr>
+              <w:t xml:space="preserve">____________________________</w:t>
+            </w:r>
+          </w:p>
+          <w:p>
+            <w:pPr>
+              <w:spacing w:after="50" w:before="0"/>
+            </w:pPr>
+            <w:r>
+              <w:rPr>
+                <w:color w:val="BBBBBB"/>
+                <w:sz w:val="18"/>
+                <w:szCs w:val="18"/>
+              </w:rPr>
+              <w:t xml:space="preserve">____________________________</w:t>
+            </w:r>
+          </w:p>
+          <w:p>
+            <w:pPr>
+              <w:spacing w:after="50" w:before="0"/>
+            </w:pPr>
+            <w:r>
+              <w:rPr>
+                <w:color w:val="BBBBBB"/>
+                <w:sz w:val="18"/>
+                <w:szCs w:val="18"/>
+              </w:rPr>
+              <w:t xml:space="preserve">____________________________</w:t>
+            </w:r>
+          </w:p>
+          <w:p>
+            <w:pPr>
+              <w:spacing w:after="50" w:before="0"/>
+            </w:pPr>
+            <w:r>
+              <w:rPr>
+                <w:color w:val="BBBBBB"/>
+                <w:sz w:val="18"/>
+                <w:szCs w:val="18"/>
+              </w:rPr>
+              <w:t xml:space="preserve">____________________________</w:t>
+            </w:r>
+          </w:p>
+        </w:tc>
+        <w:tc>
+          <w:tcPr>
+            <w:tcW w:type="dxa" w:w="3000"/>
+            <w:shd w:fill="FBF3E2" w:color="auto" w:val="clear"/>
+            <w:tcMar>
+              <w:top w:type="dxa" w:w="80"/>
+              <w:left w:type="dxa" w:w="100"/>
+              <w:bottom w:type="dxa" w:w="80"/>
+              <w:right w:type="dxa" w:w="100"/>
+            </w:tcMar>
+            <w:vAlign w:val="top"/>
+          </w:tcPr>
+          <w:p>
+            <w:pPr>
+              <w:spacing w:after="30" w:before="0"/>
+            </w:pPr>
+            <w:r>
+              <w:rPr>
+                <w:b/>
+                <w:bCs/>
+                <w:color w:val="0F2B3C"/>
+                <w:sz w:val="18"/>
+                <w:szCs w:val="18"/>
+              </w:rPr>
+              <w:t xml:space="preserve">Because... ________________</w:t>
+            </w:r>
+          </w:p>
+          <w:p>
+            <w:pPr>
+              <w:spacing w:after="50" w:before="0"/>
+            </w:pPr>
+            <w:r>
+              <w:rPr>
+                <w:color w:val="BBBBBB"/>
+                <w:sz w:val="18"/>
+                <w:szCs w:val="18"/>
+              </w:rPr>
+              <w:t xml:space="preserve">____________________________</w:t>
+            </w:r>
+          </w:p>
+          <w:p>
+            <w:pPr>
+              <w:spacing w:after="30" w:before="40"/>
+            </w:pPr>
+            <w:r>
+              <w:rPr>
+                <w:b/>
+                <w:bCs/>
+                <w:color w:val="1A6FB5"/>
+                <w:sz w:val="18"/>
+                <w:szCs w:val="18"/>
+              </w:rPr>
+              <w:t xml:space="preserve">Although... _______________</w:t>
+            </w:r>
+          </w:p>
+          <w:p>
+            <w:pPr>
+              <w:spacing w:after="50" w:before="0"/>
+            </w:pPr>
+            <w:r>
+              <w:rPr>
+                <w:color w:val="BBBBBB"/>
+                <w:sz w:val="18"/>
+                <w:szCs w:val="18"/>
+              </w:rPr>
+              <w:t xml:space="preserve">____________________________</w:t>
+            </w:r>
+          </w:p>
+          <w:p>
+            <w:pPr>
+              <w:spacing w:after="30" w:before="40"/>
+            </w:pPr>
+            <w:r>
+              <w:rPr>
+                <w:b/>
+                <w:bCs/>
+                <w:color w:val="7A5400"/>
+                <w:sz w:val="18"/>
+                <w:szCs w:val="18"/>
+              </w:rPr>
+              <w:t xml:space="preserve">Therefore... ______________</w:t>
+            </w:r>
+          </w:p>
+          <w:p>
+            <w:pPr>
+              <w:spacing w:after="50" w:before="0"/>
+            </w:pPr>
+            <w:r>
+              <w:rPr>
+                <w:color w:val="BBBBBB"/>
+                <w:sz w:val="18"/>
+                <w:szCs w:val="18"/>
+              </w:rPr>
+              <w:t xml:space="preserve">____________________________</w:t>
+            </w:r>
+          </w:p>
+        </w:tc>
+      </w:tr>
+    </w:tbl>
     <w:p>
       <w:pPr>
-        <w:spacing w:after="40" w:before="0"/>
-      </w:pPr>
-      <w:r>
-        <w:rPr>
-          <w:sz w:val="22"/>
-          <w:szCs w:val="22"/>
-        </w:rPr>
-        <w:t xml:space="preserve">1.  Find the mean of 2, 4, 6, 8: add, then divide by 4.</w:t>
+        <w:spacing w:after="60" w:before="0"/>
+      </w:pPr>
+      <w:r>
+        <w:t xml:space="preserve"/>
       </w:r>
     </w:p>
+    <w:tbl>
+      <w:tblPr>
+        <w:tblW w:type="dxa" w:w="9360"/>
+        <w:tblBorders>
+          <w:top w:val="single" w:color="C7D2DD" w:sz="6"/>
+          <w:left w:val="single" w:color="C7D2DD" w:sz="6"/>
+          <w:bottom w:val="single" w:color="C7D2DD" w:sz="6"/>
+          <w:right w:val="single" w:color="C7D2DD" w:sz="6"/>
+          <w:insideH w:val="single" w:color="C7D2DD" w:sz="6"/>
+          <w:insideV w:val="single" w:color="C7D2DD" w:sz="6"/>
+        </w:tblBorders>
+      </w:tblPr>
+      <w:tblGrid>
+        <w:gridCol w:w="2800"/>
+        <w:gridCol w:w="3560"/>
+        <w:gridCol w:w="3000"/>
+      </w:tblGrid>
+      <w:tr>
+        <w:trPr>
+          <w:cantSplit/>
+          <w:tblHeader/>
+        </w:trPr>
+        <w:tc>
+          <w:tcPr>
+            <w:tcW w:type="dxa" w:w="2800"/>
+            <w:shd w:fill="EEF4F8" w:color="auto" w:val="clear"/>
+            <w:tcMar>
+              <w:top w:type="dxa" w:w="60"/>
+              <w:left w:type="dxa" w:w="100"/>
+              <w:bottom w:type="dxa" w:w="60"/>
+              <w:right w:type="dxa" w:w="100"/>
+            </w:tcMar>
+          </w:tcPr>
+          <w:p>
+            <w:pPr>
+              <w:spacing w:after="0" w:before="0"/>
+            </w:pPr>
+            <w:r>
+              <w:rPr>
+                <w:b/>
+                <w:bCs/>
+                <w:color w:val="0F2B3C"/>
+                <w:sz w:val="16"/>
+                <w:szCs w:val="16"/>
+              </w:rPr>
+              <w:t xml:space="preserve">CORE PROBLEM / GIVEN REPRESENTATION</w:t>
+            </w:r>
+          </w:p>
+        </w:tc>
+        <w:tc>
+          <w:tcPr>
+            <w:tcW w:type="dxa" w:w="3560"/>
+            <w:shd w:fill="EEF4F8" w:color="auto" w:val="clear"/>
+            <w:tcMar>
+              <w:top w:type="dxa" w:w="60"/>
+              <w:left w:type="dxa" w:w="100"/>
+              <w:bottom w:type="dxa" w:w="60"/>
+              <w:right w:type="dxa" w:w="100"/>
+            </w:tcMar>
+          </w:tcPr>
+          <w:p>
+            <w:pPr>
+              <w:spacing w:after="0" w:before="0"/>
+            </w:pPr>
+            <w:r>
+              <w:rPr>
+                <w:b/>
+                <w:bCs/>
+                <w:color w:val="0F2B3C"/>
+                <w:sz w:val="16"/>
+                <w:szCs w:val="16"/>
+              </w:rPr>
+              <w:t xml:space="preserve">WORKING SPACE / CALCULATION STEPS</w:t>
+            </w:r>
+          </w:p>
+        </w:tc>
+        <w:tc>
+          <w:tcPr>
+            <w:tcW w:type="dxa" w:w="3000"/>
+            <w:shd w:fill="FBF3E2" w:color="auto" w:val="clear"/>
+            <w:tcMar>
+              <w:top w:type="dxa" w:w="60"/>
+              <w:left w:type="dxa" w:w="100"/>
+              <w:bottom w:type="dxa" w:w="60"/>
+              <w:right w:type="dxa" w:w="100"/>
+            </w:tcMar>
+          </w:tcPr>
+          <w:p>
+            <w:pPr>
+              <w:spacing w:after="0" w:before="0"/>
+            </w:pPr>
+            <w:r>
+              <w:rPr>
+                <w:b/>
+                <w:bCs/>
+                <w:color w:val="7A5400"/>
+                <w:sz w:val="16"/>
+                <w:szCs w:val="16"/>
+              </w:rPr>
+              <w:t xml:space="preserve">EXPLAIN YOUR REASONING</w:t>
+            </w:r>
+          </w:p>
+        </w:tc>
+      </w:tr>
+      <w:tr>
+        <w:trPr>
+          <w:cantSplit/>
+        </w:trPr>
+        <w:tc>
+          <w:tcPr>
+            <w:tcW w:type="dxa" w:w="2800"/>
+            <w:tcMar>
+              <w:top w:type="dxa" w:w="80"/>
+              <w:left w:type="dxa" w:w="100"/>
+              <w:bottom w:type="dxa" w:w="80"/>
+              <w:right w:type="dxa" w:w="100"/>
+            </w:tcMar>
+            <w:vAlign w:val="top"/>
+          </w:tcPr>
+          <w:p>
+            <w:pPr>
+              <w:spacing w:after="40" w:before="0"/>
+            </w:pPr>
+            <w:r>
+              <w:rPr>
+                <w:b/>
+                <w:bCs/>
+                <w:color w:val="0F2B3C"/>
+                <w:sz w:val="20"/>
+                <w:szCs w:val="20"/>
+              </w:rPr>
+              <w:t xml:space="preserve">2.  Find the median of 2, 4, 6, 8: order, then average the two middle numbers (4 and 6).</w:t>
+            </w:r>
+          </w:p>
+        </w:tc>
+        <w:tc>
+          <w:tcPr>
+            <w:tcW w:type="dxa" w:w="3560"/>
+            <w:tcMar>
+              <w:top w:type="dxa" w:w="80"/>
+              <w:left w:type="dxa" w:w="100"/>
+              <w:bottom w:type="dxa" w:w="80"/>
+              <w:right w:type="dxa" w:w="100"/>
+            </w:tcMar>
+            <w:vAlign w:val="top"/>
+          </w:tcPr>
+          <w:p>
+            <w:pPr>
+              <w:spacing w:after="50" w:before="0"/>
+            </w:pPr>
+            <w:r>
+              <w:rPr>
+                <w:color w:val="BBBBBB"/>
+                <w:sz w:val="18"/>
+                <w:szCs w:val="18"/>
+              </w:rPr>
+              <w:t xml:space="preserve">____________________________</w:t>
+            </w:r>
+          </w:p>
+          <w:p>
+            <w:pPr>
+              <w:spacing w:after="50" w:before="0"/>
+            </w:pPr>
+            <w:r>
+              <w:rPr>
+                <w:color w:val="BBBBBB"/>
+                <w:sz w:val="18"/>
+                <w:szCs w:val="18"/>
+              </w:rPr>
+              <w:t xml:space="preserve">____________________________</w:t>
+            </w:r>
+          </w:p>
+          <w:p>
+            <w:pPr>
+              <w:spacing w:after="50" w:before="0"/>
+            </w:pPr>
+            <w:r>
+              <w:rPr>
+                <w:color w:val="BBBBBB"/>
+                <w:sz w:val="18"/>
+                <w:szCs w:val="18"/>
+              </w:rPr>
+              <w:t xml:space="preserve">____________________________</w:t>
+            </w:r>
+          </w:p>
+          <w:p>
+            <w:pPr>
+              <w:spacing w:after="50" w:before="0"/>
+            </w:pPr>
+            <w:r>
+              <w:rPr>
+                <w:color w:val="BBBBBB"/>
+                <w:sz w:val="18"/>
+                <w:szCs w:val="18"/>
+              </w:rPr>
+              <w:t xml:space="preserve">____________________________</w:t>
+            </w:r>
+          </w:p>
+        </w:tc>
+        <w:tc>
+          <w:tcPr>
+            <w:tcW w:type="dxa" w:w="3000"/>
+            <w:shd w:fill="FBF3E2" w:color="auto" w:val="clear"/>
+            <w:tcMar>
+              <w:top w:type="dxa" w:w="80"/>
+              <w:left w:type="dxa" w:w="100"/>
+              <w:bottom w:type="dxa" w:w="80"/>
+              <w:right w:type="dxa" w:w="100"/>
+            </w:tcMar>
+            <w:vAlign w:val="top"/>
+          </w:tcPr>
+          <w:p>
+            <w:pPr>
+              <w:spacing w:after="30" w:before="0"/>
+            </w:pPr>
+            <w:r>
+              <w:rPr>
+                <w:b/>
+                <w:bCs/>
+                <w:color w:val="0F2B3C"/>
+                <w:sz w:val="18"/>
+                <w:szCs w:val="18"/>
+              </w:rPr>
+              <w:t xml:space="preserve">Because... ________________</w:t>
+            </w:r>
+          </w:p>
+          <w:p>
+            <w:pPr>
+              <w:spacing w:after="50" w:before="0"/>
+            </w:pPr>
+            <w:r>
+              <w:rPr>
+                <w:color w:val="BBBBBB"/>
+                <w:sz w:val="18"/>
+                <w:szCs w:val="18"/>
+              </w:rPr>
+              <w:t xml:space="preserve">____________________________</w:t>
+            </w:r>
+          </w:p>
+          <w:p>
+            <w:pPr>
+              <w:spacing w:after="30" w:before="40"/>
+            </w:pPr>
+            <w:r>
+              <w:rPr>
+                <w:b/>
+                <w:bCs/>
+                <w:color w:val="1A6FB5"/>
+                <w:sz w:val="18"/>
+                <w:szCs w:val="18"/>
+              </w:rPr>
+              <w:t xml:space="preserve">Although... _______________</w:t>
+            </w:r>
+          </w:p>
+          <w:p>
+            <w:pPr>
+              <w:spacing w:after="50" w:before="0"/>
+            </w:pPr>
+            <w:r>
+              <w:rPr>
+                <w:color w:val="BBBBBB"/>
+                <w:sz w:val="18"/>
+                <w:szCs w:val="18"/>
+              </w:rPr>
+              <w:t xml:space="preserve">____________________________</w:t>
+            </w:r>
+          </w:p>
+          <w:p>
+            <w:pPr>
+              <w:spacing w:after="30" w:before="40"/>
+            </w:pPr>
+            <w:r>
+              <w:rPr>
+                <w:b/>
+                <w:bCs/>
+                <w:color w:val="7A5400"/>
+                <w:sz w:val="18"/>
+                <w:szCs w:val="18"/>
+              </w:rPr>
+              <w:t xml:space="preserve">Therefore... ______________</w:t>
+            </w:r>
+          </w:p>
+          <w:p>
+            <w:pPr>
+              <w:spacing w:after="50" w:before="0"/>
+            </w:pPr>
+            <w:r>
+              <w:rPr>
+                <w:color w:val="BBBBBB"/>
+                <w:sz w:val="18"/>
+                <w:szCs w:val="18"/>
+              </w:rPr>
+              <w:t xml:space="preserve">____________________________</w:t>
+            </w:r>
+          </w:p>
+        </w:tc>
+      </w:tr>
+    </w:tbl>
     <w:p>
       <w:pPr>
-        <w:spacing w:after="80" w:before="0"/>
-      </w:pPr>
-      <w:r>
-        <w:rPr>
-          <w:color w:val="BBBBBB"/>
-        </w:rPr>
-        <w:t xml:space="preserve">____________________________________________________</w:t>
-      </w:r>
-    </w:p>
-    <w:p>
-      <w:pPr>
-        <w:spacing w:after="40" w:before="0"/>
-      </w:pPr>
-      <w:r>
-        <w:rPr>
-          <w:sz w:val="22"/>
-          <w:szCs w:val="22"/>
-        </w:rPr>
-        <w:t xml:space="preserve">2.  Find the median of 2, 4, 6, 8: order, then average the two middle numbers (4 and 6).</w:t>
-      </w:r>
-    </w:p>
-    <w:p>
-      <w:pPr>
-        <w:spacing w:after="80" w:before="0"/>
-      </w:pPr>
-      <w:r>
-        <w:rPr>
-          <w:color w:val="BBBBBB"/>
-        </w:rPr>
-        <w:t xml:space="preserve">____________________________________________________</w:t>
+        <w:spacing w:after="60" w:before="0"/>
+      </w:pPr>
+      <w:r>
+        <w:t xml:space="preserve"/>
       </w:r>
     </w:p>
     <w:p>
@@ -456,6 +4110,141 @@
         <w:t xml:space="preserve">____________________________________________________</w:t>
       </w:r>
     </w:p>
+    <w:tbl>
+      <w:tblPr>
+        <w:tblW w:type="dxa" w:w="9360"/>
+        <w:tblBorders>
+          <w:top w:val="single" w:color="C7D2DD" w:sz="6"/>
+          <w:left w:val="single" w:color="C7D2DD" w:sz="6"/>
+          <w:bottom w:val="single" w:color="C7D2DD" w:sz="6"/>
+          <w:right w:val="single" w:color="C7D2DD" w:sz="6"/>
+          <w:insideH w:val="single" w:color="C7D2DD" w:sz="6"/>
+          <w:insideV w:val="single" w:color="C7D2DD" w:sz="6"/>
+        </w:tblBorders>
+      </w:tblPr>
+      <w:tblGrid>
+        <w:gridCol w:w="3120"/>
+        <w:gridCol w:w="3120"/>
+        <w:gridCol w:w="3120"/>
+      </w:tblGrid>
+      <w:tr>
+        <w:trPr>
+          <w:cantSplit/>
+          <w:tblHeader/>
+        </w:trPr>
+        <w:tc>
+          <w:tcPr>
+            <w:tcW w:type="dxa" w:w="9360"/>
+            <w:gridSpan w:val="3"/>
+            <w:shd w:fill="EEF4F8" w:color="auto" w:val="clear"/>
+            <w:tcMar>
+              <w:top w:type="dxa" w:w="60"/>
+              <w:left w:type="dxa" w:w="100"/>
+              <w:bottom w:type="dxa" w:w="60"/>
+              <w:right w:type="dxa" w:w="100"/>
+            </w:tcMar>
+          </w:tcPr>
+          <w:p>
+            <w:pPr>
+              <w:spacing w:after="0" w:before="0"/>
+            </w:pPr>
+            <w:r>
+              <w:rPr>
+                <w:b/>
+                <w:bCs/>
+                <w:color w:val="0F2B3C"/>
+                <w:sz w:val="18"/>
+                <w:szCs w:val="18"/>
+              </w:rPr>
+              <w:t xml:space="preserve">EXIT CHECK · 3-POINT SELF-ASSESSMENT CHECKLIST</w:t>
+            </w:r>
+          </w:p>
+        </w:tc>
+      </w:tr>
+      <w:tr>
+        <w:trPr>
+          <w:cantSplit/>
+        </w:trPr>
+        <w:tc>
+          <w:tcPr>
+            <w:tcW w:type="dxa" w:w="3120"/>
+            <w:tcMar>
+              <w:top w:type="dxa" w:w="80"/>
+              <w:left w:type="dxa" w:w="100"/>
+              <w:bottom w:type="dxa" w:w="80"/>
+              <w:right w:type="dxa" w:w="100"/>
+            </w:tcMar>
+          </w:tcPr>
+          <w:p>
+            <w:pPr>
+              <w:spacing w:after="0" w:before="0"/>
+            </w:pPr>
+            <w:r>
+              <w:rPr>
+                <w:b/>
+                <w:bCs/>
+                <w:color w:val="0F2B3C"/>
+                <w:sz w:val="18"/>
+                <w:szCs w:val="18"/>
+              </w:rPr>
+              <w:t xml:space="preserve">☐ 1. Units &amp; Labels Verified</w:t>
+            </w:r>
+          </w:p>
+        </w:tc>
+        <w:tc>
+          <w:tcPr>
+            <w:tcW w:type="dxa" w:w="3120"/>
+            <w:tcMar>
+              <w:top w:type="dxa" w:w="80"/>
+              <w:left w:type="dxa" w:w="100"/>
+              <w:bottom w:type="dxa" w:w="80"/>
+              <w:right w:type="dxa" w:w="100"/>
+            </w:tcMar>
+          </w:tcPr>
+          <w:p>
+            <w:pPr>
+              <w:spacing w:after="0" w:before="0"/>
+            </w:pPr>
+            <w:r>
+              <w:rPr>
+                <w:b/>
+                <w:bCs/>
+                <w:color w:val="0F2B3C"/>
+                <w:sz w:val="18"/>
+                <w:szCs w:val="18"/>
+              </w:rPr>
+              <w:t xml:space="preserve">☐ 2. Reasoning Stated (Because / Although / Therefore)</w:t>
+            </w:r>
+          </w:p>
+        </w:tc>
+        <w:tc>
+          <w:tcPr>
+            <w:tcW w:type="dxa" w:w="3120"/>
+            <w:tcMar>
+              <w:top w:type="dxa" w:w="80"/>
+              <w:left w:type="dxa" w:w="100"/>
+              <w:bottom w:type="dxa" w:w="80"/>
+              <w:right w:type="dxa" w:w="100"/>
+            </w:tcMar>
+          </w:tcPr>
+          <w:p>
+            <w:pPr>
+              <w:spacing w:after="0" w:before="0"/>
+            </w:pPr>
+            <w:r>
+              <w:rPr>
+                <w:b/>
+                <w:bCs/>
+                <w:color w:val="0F2B3C"/>
+                <w:sz w:val="18"/>
+                <w:szCs w:val="18"/>
+              </w:rPr>
+              <w:t xml:space="preserve">☐ 3. Calculations Double-Checked</w:t>
+            </w:r>
+          </w:p>
+        </w:tc>
+      </w:tr>
+    </w:tbl>
     <w:p>
       <w:pPr>
         <w:spacing w:after="60" w:before="120"/>
